--- a/flow/20230914_vu_template/drafts/2024-11-u/20-СР-Йосафати_Гордашевської-передсвяття_Введення.docx
+++ b/flow/20230914_vu_template/drafts/2024-11-u/20-СР-Йосафати_Гордашевської-передсвяття_Введення.docx
@@ -13114,11 +13114,22 @@
           <w:color w:val="000000"/>
           <w:sz w:val="24"/>
         </w:rPr>
-        <w:t>Го</w:t>
-      </w:r>
-      <w:r>
-        <w:rPr>
-          <w:rFonts w:ascii="Times New Roman" w:hAnsi="Times New Roman"/>
+        <w:t xml:space="preserve">Го́споди, взива́ю я до Те́бе, ви́слухай мене́.* </w:t>
+      </w:r>
+      <w:r>
+        <w:rPr>
+          <w:rFonts w:ascii="Times New Roman" w:hAnsi="Times New Roman"/>
+          <w:b/>
+          <w:color w:val="000000"/>
+          <w:sz w:val="24"/>
+        </w:rPr>
+        <w:t>Ви</w:t>
+      </w:r>
+      <w:r>
+        <w:rPr>
+          <w:rFonts w:ascii="Times New Roman" w:hAnsi="Times New Roman"/>
+          <w:b/>
+          <w:color w:val="000000"/>
           <w:sz w:val="24"/>
         </w:rPr>
         <w:t>́</w:t>
@@ -13130,7 +13141,7 @@
           <w:color w:val="000000"/>
           <w:sz w:val="24"/>
         </w:rPr>
-        <w:t>споди,</w:t>
+        <w:t>слухай мене</w:t>
       </w:r>
       <w:r>
         <w:rPr>
@@ -13139,7 +13150,7 @@
           <w:color w:val="000000"/>
           <w:sz w:val="24"/>
         </w:rPr>
-        <w:t xml:space="preserve"> </w:t>
+        <w:t>́</w:t>
       </w:r>
       <w:r>
         <w:rPr>
@@ -13148,11 +13159,13 @@
           <w:color w:val="000000"/>
           <w:sz w:val="24"/>
         </w:rPr>
-        <w:t>взива</w:t>
-      </w:r>
-      <w:r>
-        <w:rPr>
-          <w:rFonts w:ascii="Times New Roman" w:hAnsi="Times New Roman"/>
+        <w:t>, Го</w:t>
+      </w:r>
+      <w:r>
+        <w:rPr>
+          <w:rFonts w:ascii="Times New Roman" w:hAnsi="Times New Roman"/>
+          <w:b/>
+          <w:color w:val="000000"/>
           <w:sz w:val="24"/>
         </w:rPr>
         <w:t>́</w:t>
@@ -13164,7 +13177,7 @@
           <w:color w:val="000000"/>
           <w:sz w:val="24"/>
         </w:rPr>
-        <w:t>ю</w:t>
+        <w:t>споди.* Го</w:t>
       </w:r>
       <w:r>
         <w:rPr>
@@ -13173,7 +13186,7 @@
           <w:color w:val="000000"/>
           <w:sz w:val="24"/>
         </w:rPr>
-        <w:t xml:space="preserve"> </w:t>
+        <w:t>́</w:t>
       </w:r>
       <w:r>
         <w:rPr>
@@ -13182,7 +13195,7 @@
           <w:color w:val="000000"/>
           <w:sz w:val="24"/>
         </w:rPr>
-        <w:t>я</w:t>
+        <w:t>споди, взива</w:t>
       </w:r>
       <w:r>
         <w:rPr>
@@ -13191,7 +13204,7 @@
           <w:color w:val="000000"/>
           <w:sz w:val="24"/>
         </w:rPr>
-        <w:t xml:space="preserve"> </w:t>
+        <w:t>́</w:t>
       </w:r>
       <w:r>
         <w:rPr>
@@ -13200,7 +13213,7 @@
           <w:color w:val="000000"/>
           <w:sz w:val="24"/>
         </w:rPr>
-        <w:t>до</w:t>
+        <w:t>ю я до Те</w:t>
       </w:r>
       <w:r>
         <w:rPr>
@@ -13209,7 +13222,7 @@
           <w:color w:val="000000"/>
           <w:sz w:val="24"/>
         </w:rPr>
-        <w:t xml:space="preserve"> </w:t>
+        <w:t>́</w:t>
       </w:r>
       <w:r>
         <w:rPr>
@@ -13218,11 +13231,13 @@
           <w:color w:val="000000"/>
           <w:sz w:val="24"/>
         </w:rPr>
-        <w:t>Те</w:t>
-      </w:r>
-      <w:r>
-        <w:rPr>
-          <w:rFonts w:ascii="Times New Roman" w:hAnsi="Times New Roman"/>
+        <w:t>бе, ви</w:t>
+      </w:r>
+      <w:r>
+        <w:rPr>
+          <w:rFonts w:ascii="Times New Roman" w:hAnsi="Times New Roman"/>
+          <w:b/>
+          <w:color w:val="000000"/>
           <w:sz w:val="24"/>
         </w:rPr>
         <w:t>́</w:t>
@@ -13234,7 +13249,7 @@
           <w:color w:val="000000"/>
           <w:sz w:val="24"/>
         </w:rPr>
-        <w:t>бе,</w:t>
+        <w:t>слухай мене</w:t>
       </w:r>
       <w:r>
         <w:rPr>
@@ -13243,7 +13258,7 @@
           <w:color w:val="000000"/>
           <w:sz w:val="24"/>
         </w:rPr>
-        <w:t xml:space="preserve"> </w:t>
+        <w:t>́</w:t>
       </w:r>
       <w:r>
         <w:rPr>
@@ -13252,11 +13267,13 @@
           <w:color w:val="000000"/>
           <w:sz w:val="24"/>
         </w:rPr>
-        <w:t>ви</w:t>
-      </w:r>
-      <w:r>
-        <w:rPr>
-          <w:rFonts w:ascii="Times New Roman" w:hAnsi="Times New Roman"/>
+        <w:t>.* Почу</w:t>
+      </w:r>
+      <w:r>
+        <w:rPr>
+          <w:rFonts w:ascii="Times New Roman" w:hAnsi="Times New Roman"/>
+          <w:b/>
+          <w:color w:val="000000"/>
           <w:sz w:val="24"/>
         </w:rPr>
         <w:t>́</w:t>
@@ -13268,7 +13285,7 @@
           <w:color w:val="000000"/>
           <w:sz w:val="24"/>
         </w:rPr>
-        <w:t>слухай</w:t>
+        <w:t>й го</w:t>
       </w:r>
       <w:r>
         <w:rPr>
@@ -13277,7 +13294,7 @@
           <w:color w:val="000000"/>
           <w:sz w:val="24"/>
         </w:rPr>
-        <w:t xml:space="preserve"> </w:t>
+        <w:t>́</w:t>
       </w:r>
       <w:r>
         <w:rPr>
@@ -13286,11 +13303,13 @@
           <w:color w:val="000000"/>
           <w:sz w:val="24"/>
         </w:rPr>
-        <w:t>мене</w:t>
-      </w:r>
-      <w:r>
-        <w:rPr>
-          <w:rFonts w:ascii="Times New Roman" w:hAnsi="Times New Roman"/>
+        <w:t>лос молі</w:t>
+      </w:r>
+      <w:r>
+        <w:rPr>
+          <w:rFonts w:ascii="Times New Roman" w:hAnsi="Times New Roman"/>
+          <w:b/>
+          <w:color w:val="000000"/>
           <w:sz w:val="24"/>
         </w:rPr>
         <w:t>́</w:t>
@@ -13302,7 +13321,7 @@
           <w:color w:val="000000"/>
           <w:sz w:val="24"/>
         </w:rPr>
-        <w:t>.*</w:t>
+        <w:t>ння мого</w:t>
       </w:r>
       <w:r>
         <w:rPr>
@@ -13311,7 +13330,7 @@
           <w:color w:val="000000"/>
           <w:sz w:val="24"/>
         </w:rPr>
-        <w:t xml:space="preserve"> </w:t>
+        <w:t>́</w:t>
       </w:r>
       <w:r>
         <w:rPr>
@@ -13320,11 +13339,343 @@
           <w:color w:val="000000"/>
           <w:sz w:val="24"/>
         </w:rPr>
+        <w:t>,* коли</w:t>
+      </w:r>
+      <w:r>
+        <w:rPr>
+          <w:rFonts w:ascii="Times New Roman" w:hAnsi="Times New Roman"/>
+          <w:b/>
+          <w:color w:val="000000"/>
+          <w:sz w:val="24"/>
+        </w:rPr>
+        <w:t>́</w:t>
+      </w:r>
+      <w:r>
+        <w:rPr>
+          <w:rFonts w:ascii="Times New Roman" w:hAnsi="Times New Roman"/>
+          <w:b/>
+          <w:color w:val="000000"/>
+          <w:sz w:val="24"/>
+        </w:rPr>
+        <w:t xml:space="preserve"> взива</w:t>
+      </w:r>
+      <w:r>
+        <w:rPr>
+          <w:rFonts w:ascii="Times New Roman" w:hAnsi="Times New Roman"/>
+          <w:b/>
+          <w:color w:val="000000"/>
+          <w:sz w:val="24"/>
+        </w:rPr>
+        <w:t>́</w:t>
+      </w:r>
+      <w:r>
+        <w:rPr>
+          <w:rFonts w:ascii="Times New Roman" w:hAnsi="Times New Roman"/>
+          <w:b/>
+          <w:color w:val="000000"/>
+          <w:sz w:val="24"/>
+        </w:rPr>
+        <w:t>ю до Те</w:t>
+      </w:r>
+      <w:r>
+        <w:rPr>
+          <w:rFonts w:ascii="Times New Roman" w:hAnsi="Times New Roman"/>
+          <w:b/>
+          <w:color w:val="000000"/>
+          <w:sz w:val="24"/>
+        </w:rPr>
+        <w:t>́</w:t>
+      </w:r>
+      <w:r>
+        <w:rPr>
+          <w:rFonts w:ascii="Times New Roman" w:hAnsi="Times New Roman"/>
+          <w:b/>
+          <w:color w:val="000000"/>
+          <w:sz w:val="24"/>
+        </w:rPr>
+        <w:t>бе.* Ви</w:t>
+      </w:r>
+      <w:r>
+        <w:rPr>
+          <w:rFonts w:ascii="Times New Roman" w:hAnsi="Times New Roman"/>
+          <w:b/>
+          <w:color w:val="000000"/>
+          <w:sz w:val="24"/>
+        </w:rPr>
+        <w:t>́</w:t>
+      </w:r>
+      <w:r>
+        <w:rPr>
+          <w:rFonts w:ascii="Times New Roman" w:hAnsi="Times New Roman"/>
+          <w:b/>
+          <w:color w:val="000000"/>
+          <w:sz w:val="24"/>
+        </w:rPr>
+        <w:t>слухай мене</w:t>
+      </w:r>
+      <w:r>
+        <w:rPr>
+          <w:rFonts w:ascii="Times New Roman" w:hAnsi="Times New Roman"/>
+          <w:b/>
+          <w:color w:val="000000"/>
+          <w:sz w:val="24"/>
+        </w:rPr>
+        <w:t>́</w:t>
+      </w:r>
+      <w:r>
+        <w:rPr>
+          <w:rFonts w:ascii="Times New Roman" w:hAnsi="Times New Roman"/>
+          <w:b/>
+          <w:color w:val="000000"/>
+          <w:sz w:val="24"/>
+        </w:rPr>
+        <w:t>, Го</w:t>
+      </w:r>
+      <w:r>
+        <w:rPr>
+          <w:rFonts w:ascii="Times New Roman" w:hAnsi="Times New Roman"/>
+          <w:b/>
+          <w:color w:val="000000"/>
+          <w:sz w:val="24"/>
+        </w:rPr>
+        <w:t>́</w:t>
+      </w:r>
+      <w:r>
+        <w:rPr>
+          <w:rFonts w:ascii="Times New Roman" w:hAnsi="Times New Roman"/>
+          <w:b/>
+          <w:color w:val="000000"/>
+          <w:sz w:val="24"/>
+        </w:rPr>
+        <w:t>споди.</w:t>
+      </w:r>
+    </w:p>
+    <w:p>
+      <w:pPr>
+        <w:pStyle w:val="Normal"/>
+        <w:spacing w:after="120"/>
+      </w:pPr>
+      <w:r>
+        <w:rPr>
+          <w:rFonts w:ascii="Times New Roman" w:hAnsi="Times New Roman"/>
+          <w:b/>
+          <w:color w:val="000000"/>
+          <w:sz w:val="24"/>
+        </w:rPr>
+        <w:t>Неха</w:t>
+      </w:r>
+      <w:r>
+        <w:rPr>
+          <w:rFonts w:ascii="Times New Roman" w:hAnsi="Times New Roman"/>
+          <w:b/>
+          <w:color w:val="000000"/>
+          <w:sz w:val="24"/>
+        </w:rPr>
+        <w:t>́</w:t>
+      </w:r>
+      <w:r>
+        <w:rPr>
+          <w:rFonts w:ascii="Times New Roman" w:hAnsi="Times New Roman"/>
+          <w:b/>
+          <w:color w:val="000000"/>
+          <w:sz w:val="24"/>
+        </w:rPr>
+        <w:t>й піднесе</w:t>
+      </w:r>
+      <w:r>
+        <w:rPr>
+          <w:rFonts w:ascii="Times New Roman" w:hAnsi="Times New Roman"/>
+          <w:b/>
+          <w:color w:val="000000"/>
+          <w:sz w:val="24"/>
+        </w:rPr>
+        <w:t>́</w:t>
+      </w:r>
+      <w:r>
+        <w:rPr>
+          <w:rFonts w:ascii="Times New Roman" w:hAnsi="Times New Roman"/>
+          <w:b/>
+          <w:color w:val="000000"/>
+          <w:sz w:val="24"/>
+        </w:rPr>
+        <w:t>ться моли</w:t>
+      </w:r>
+      <w:r>
+        <w:rPr>
+          <w:rFonts w:ascii="Times New Roman" w:hAnsi="Times New Roman"/>
+          <w:b/>
+          <w:color w:val="000000"/>
+          <w:sz w:val="24"/>
+        </w:rPr>
+        <w:t>́</w:t>
+      </w:r>
+      <w:r>
+        <w:rPr>
+          <w:rFonts w:ascii="Times New Roman" w:hAnsi="Times New Roman"/>
+          <w:b/>
+          <w:color w:val="000000"/>
+          <w:sz w:val="24"/>
+        </w:rPr>
+        <w:t>тва моя</w:t>
+      </w:r>
+      <w:r>
+        <w:rPr>
+          <w:rFonts w:ascii="Times New Roman" w:hAnsi="Times New Roman"/>
+          <w:b/>
+          <w:color w:val="000000"/>
+          <w:sz w:val="24"/>
+        </w:rPr>
+        <w:t>́</w:t>
+      </w:r>
+      <w:r>
+        <w:rPr>
+          <w:rFonts w:ascii="Times New Roman" w:hAnsi="Times New Roman"/>
+          <w:b/>
+          <w:color w:val="000000"/>
+          <w:sz w:val="24"/>
+        </w:rPr>
+        <w:t>,* мов кади</w:t>
+      </w:r>
+      <w:r>
+        <w:rPr>
+          <w:rFonts w:ascii="Times New Roman" w:hAnsi="Times New Roman"/>
+          <w:b/>
+          <w:color w:val="000000"/>
+          <w:sz w:val="24"/>
+        </w:rPr>
+        <w:t>́</w:t>
+      </w:r>
+      <w:r>
+        <w:rPr>
+          <w:rFonts w:ascii="Times New Roman" w:hAnsi="Times New Roman"/>
+          <w:b/>
+          <w:color w:val="000000"/>
+          <w:sz w:val="24"/>
+        </w:rPr>
+        <w:t>ло пе</w:t>
+      </w:r>
+      <w:r>
+        <w:rPr>
+          <w:rFonts w:ascii="Times New Roman" w:hAnsi="Times New Roman"/>
+          <w:b/>
+          <w:color w:val="000000"/>
+          <w:sz w:val="24"/>
+        </w:rPr>
+        <w:t>́</w:t>
+      </w:r>
+      <w:r>
+        <w:rPr>
+          <w:rFonts w:ascii="Times New Roman" w:hAnsi="Times New Roman"/>
+          <w:b/>
+          <w:color w:val="000000"/>
+          <w:sz w:val="24"/>
+        </w:rPr>
+        <w:t>ред Тобо</w:t>
+      </w:r>
+      <w:r>
+        <w:rPr>
+          <w:rFonts w:ascii="Times New Roman" w:hAnsi="Times New Roman"/>
+          <w:b/>
+          <w:color w:val="000000"/>
+          <w:sz w:val="24"/>
+        </w:rPr>
+        <w:t>́</w:t>
+      </w:r>
+      <w:r>
+        <w:rPr>
+          <w:rFonts w:ascii="Times New Roman" w:hAnsi="Times New Roman"/>
+          <w:b/>
+          <w:color w:val="000000"/>
+          <w:sz w:val="24"/>
+        </w:rPr>
+        <w:t>ю;* підно</w:t>
+      </w:r>
+      <w:r>
+        <w:rPr>
+          <w:rFonts w:ascii="Times New Roman" w:hAnsi="Times New Roman"/>
+          <w:b/>
+          <w:color w:val="000000"/>
+          <w:sz w:val="24"/>
+        </w:rPr>
+        <w:t>́</w:t>
+      </w:r>
+      <w:r>
+        <w:rPr>
+          <w:rFonts w:ascii="Times New Roman" w:hAnsi="Times New Roman"/>
+          <w:b/>
+          <w:color w:val="000000"/>
+          <w:sz w:val="24"/>
+        </w:rPr>
+        <w:t>шення рук мої</w:t>
+      </w:r>
+      <w:r>
+        <w:rPr>
+          <w:rFonts w:ascii="Times New Roman" w:hAnsi="Times New Roman"/>
+          <w:b/>
+          <w:color w:val="000000"/>
+          <w:sz w:val="24"/>
+        </w:rPr>
+        <w:t>́</w:t>
+      </w:r>
+      <w:r>
+        <w:rPr>
+          <w:rFonts w:ascii="Times New Roman" w:hAnsi="Times New Roman"/>
+          <w:b/>
+          <w:color w:val="000000"/>
+          <w:sz w:val="24"/>
+        </w:rPr>
+        <w:t>х,* як же</w:t>
+      </w:r>
+      <w:r>
+        <w:rPr>
+          <w:rFonts w:ascii="Times New Roman" w:hAnsi="Times New Roman"/>
+          <w:b/>
+          <w:color w:val="000000"/>
+          <w:sz w:val="24"/>
+        </w:rPr>
+        <w:t>́</w:t>
+      </w:r>
+      <w:r>
+        <w:rPr>
+          <w:rFonts w:ascii="Times New Roman" w:hAnsi="Times New Roman"/>
+          <w:b/>
+          <w:color w:val="000000"/>
+          <w:sz w:val="24"/>
+        </w:rPr>
+        <w:t>ртва вечі</w:t>
+      </w:r>
+      <w:r>
+        <w:rPr>
+          <w:rFonts w:ascii="Times New Roman" w:hAnsi="Times New Roman"/>
+          <w:b/>
+          <w:color w:val="000000"/>
+          <w:sz w:val="24"/>
+        </w:rPr>
+        <w:t>́</w:t>
+      </w:r>
+      <w:r>
+        <w:rPr>
+          <w:rFonts w:ascii="Times New Roman" w:hAnsi="Times New Roman"/>
+          <w:b/>
+          <w:color w:val="000000"/>
+          <w:sz w:val="24"/>
+        </w:rPr>
+        <w:t xml:space="preserve">рня.* </w:t>
+      </w:r>
+      <w:r>
+        <w:rPr>
+          <w:rFonts w:ascii="Times New Roman" w:hAnsi="Times New Roman"/>
+          <w:b/>
+          <w:color w:val="000000"/>
+          <w:sz w:val="24"/>
+        </w:rPr>
         <w:t>Ви</w:t>
       </w:r>
       <w:r>
         <w:rPr>
           <w:rFonts w:ascii="Times New Roman" w:hAnsi="Times New Roman"/>
+          <w:b/>
+          <w:color w:val="000000"/>
           <w:sz w:val="24"/>
         </w:rPr>
         <w:t>́</w:t>
@@ -13336,7 +13687,7 @@
           <w:color w:val="000000"/>
           <w:sz w:val="24"/>
         </w:rPr>
-        <w:t>слухай</w:t>
+        <w:t>слухай мене</w:t>
       </w:r>
       <w:r>
         <w:rPr>
@@ -13345,7 +13696,7 @@
           <w:color w:val="000000"/>
           <w:sz w:val="24"/>
         </w:rPr>
-        <w:t xml:space="preserve"> </w:t>
+        <w:t>́</w:t>
       </w:r>
       <w:r>
         <w:rPr>
@@ -13354,1111 +13705,13 @@
           <w:color w:val="000000"/>
           <w:sz w:val="24"/>
         </w:rPr>
-        <w:t>мене,</w:t>
+        <w:t>, Го</w:t>
       </w:r>
       <w:r>
         <w:rPr>
           <w:rFonts w:ascii="Times New Roman" w:hAnsi="Times New Roman"/>
           <w:b/>
           <w:color w:val="000000"/>
-          <w:sz w:val="24"/>
-        </w:rPr>
-        <w:t xml:space="preserve"> </w:t>
-      </w:r>
-      <w:r>
-        <w:rPr>
-          <w:rFonts w:ascii="Times New Roman" w:hAnsi="Times New Roman"/>
-          <w:b/>
-          <w:color w:val="000000"/>
-          <w:sz w:val="24"/>
-        </w:rPr>
-        <w:t>Го</w:t>
-      </w:r>
-      <w:r>
-        <w:rPr>
-          <w:rFonts w:ascii="Times New Roman" w:hAnsi="Times New Roman"/>
-          <w:sz w:val="24"/>
-        </w:rPr>
-        <w:t>́</w:t>
-      </w:r>
-      <w:r>
-        <w:rPr>
-          <w:rFonts w:ascii="Times New Roman" w:hAnsi="Times New Roman"/>
-          <w:b/>
-          <w:color w:val="000000"/>
-          <w:sz w:val="24"/>
-        </w:rPr>
-        <w:t>споди.*</w:t>
-      </w:r>
-      <w:r>
-        <w:rPr>
-          <w:rFonts w:ascii="Times New Roman" w:hAnsi="Times New Roman"/>
-          <w:b/>
-          <w:color w:val="000000"/>
-          <w:sz w:val="24"/>
-        </w:rPr>
-        <w:t xml:space="preserve"> </w:t>
-      </w:r>
-      <w:r>
-        <w:rPr>
-          <w:rFonts w:ascii="Times New Roman" w:hAnsi="Times New Roman"/>
-          <w:b/>
-          <w:color w:val="000000"/>
-          <w:sz w:val="24"/>
-        </w:rPr>
-        <w:t>Го</w:t>
-      </w:r>
-      <w:r>
-        <w:rPr>
-          <w:rFonts w:ascii="Times New Roman" w:hAnsi="Times New Roman"/>
-          <w:sz w:val="24"/>
-        </w:rPr>
-        <w:t>́</w:t>
-      </w:r>
-      <w:r>
-        <w:rPr>
-          <w:rFonts w:ascii="Times New Roman" w:hAnsi="Times New Roman"/>
-          <w:b/>
-          <w:color w:val="000000"/>
-          <w:sz w:val="24"/>
-        </w:rPr>
-        <w:t>споди,</w:t>
-      </w:r>
-      <w:r>
-        <w:rPr>
-          <w:rFonts w:ascii="Times New Roman" w:hAnsi="Times New Roman"/>
-          <w:b/>
-          <w:color w:val="000000"/>
-          <w:sz w:val="24"/>
-        </w:rPr>
-        <w:t xml:space="preserve"> </w:t>
-      </w:r>
-      <w:r>
-        <w:rPr>
-          <w:rFonts w:ascii="Times New Roman" w:hAnsi="Times New Roman"/>
-          <w:b/>
-          <w:color w:val="000000"/>
-          <w:sz w:val="24"/>
-        </w:rPr>
-        <w:t>взива</w:t>
-      </w:r>
-      <w:r>
-        <w:rPr>
-          <w:rFonts w:ascii="Times New Roman" w:hAnsi="Times New Roman"/>
-          <w:sz w:val="24"/>
-        </w:rPr>
-        <w:t>́</w:t>
-      </w:r>
-      <w:r>
-        <w:rPr>
-          <w:rFonts w:ascii="Times New Roman" w:hAnsi="Times New Roman"/>
-          <w:b/>
-          <w:color w:val="000000"/>
-          <w:sz w:val="24"/>
-        </w:rPr>
-        <w:t>ю</w:t>
-      </w:r>
-      <w:r>
-        <w:rPr>
-          <w:rFonts w:ascii="Times New Roman" w:hAnsi="Times New Roman"/>
-          <w:b/>
-          <w:color w:val="000000"/>
-          <w:sz w:val="24"/>
-        </w:rPr>
-        <w:t xml:space="preserve"> </w:t>
-      </w:r>
-      <w:r>
-        <w:rPr>
-          <w:rFonts w:ascii="Times New Roman" w:hAnsi="Times New Roman"/>
-          <w:b/>
-          <w:color w:val="000000"/>
-          <w:sz w:val="24"/>
-        </w:rPr>
-        <w:t>я</w:t>
-      </w:r>
-      <w:r>
-        <w:rPr>
-          <w:rFonts w:ascii="Times New Roman" w:hAnsi="Times New Roman"/>
-          <w:b/>
-          <w:color w:val="000000"/>
-          <w:sz w:val="24"/>
-        </w:rPr>
-        <w:t xml:space="preserve"> </w:t>
-      </w:r>
-      <w:r>
-        <w:rPr>
-          <w:rFonts w:ascii="Times New Roman" w:hAnsi="Times New Roman"/>
-          <w:b/>
-          <w:color w:val="000000"/>
-          <w:sz w:val="24"/>
-        </w:rPr>
-        <w:t>до</w:t>
-      </w:r>
-      <w:r>
-        <w:rPr>
-          <w:rFonts w:ascii="Times New Roman" w:hAnsi="Times New Roman"/>
-          <w:b/>
-          <w:color w:val="000000"/>
-          <w:sz w:val="24"/>
-        </w:rPr>
-        <w:t xml:space="preserve"> </w:t>
-      </w:r>
-      <w:r>
-        <w:rPr>
-          <w:rFonts w:ascii="Times New Roman" w:hAnsi="Times New Roman"/>
-          <w:b/>
-          <w:color w:val="000000"/>
-          <w:sz w:val="24"/>
-        </w:rPr>
-        <w:t>Те</w:t>
-      </w:r>
-      <w:r>
-        <w:rPr>
-          <w:rFonts w:ascii="Times New Roman" w:hAnsi="Times New Roman"/>
-          <w:sz w:val="24"/>
-        </w:rPr>
-        <w:t>́</w:t>
-      </w:r>
-      <w:r>
-        <w:rPr>
-          <w:rFonts w:ascii="Times New Roman" w:hAnsi="Times New Roman"/>
-          <w:b/>
-          <w:color w:val="000000"/>
-          <w:sz w:val="24"/>
-        </w:rPr>
-        <w:t>бе,</w:t>
-      </w:r>
-      <w:r>
-        <w:rPr>
-          <w:rFonts w:ascii="Times New Roman" w:hAnsi="Times New Roman"/>
-          <w:b/>
-          <w:color w:val="000000"/>
-          <w:sz w:val="24"/>
-        </w:rPr>
-        <w:t xml:space="preserve"> </w:t>
-      </w:r>
-      <w:r>
-        <w:rPr>
-          <w:rFonts w:ascii="Times New Roman" w:hAnsi="Times New Roman"/>
-          <w:b/>
-          <w:color w:val="000000"/>
-          <w:sz w:val="24"/>
-        </w:rPr>
-        <w:t>ви</w:t>
-      </w:r>
-      <w:r>
-        <w:rPr>
-          <w:rFonts w:ascii="Times New Roman" w:hAnsi="Times New Roman"/>
-          <w:sz w:val="24"/>
-        </w:rPr>
-        <w:t>́</w:t>
-      </w:r>
-      <w:r>
-        <w:rPr>
-          <w:rFonts w:ascii="Times New Roman" w:hAnsi="Times New Roman"/>
-          <w:b/>
-          <w:color w:val="000000"/>
-          <w:sz w:val="24"/>
-        </w:rPr>
-        <w:t>слухай</w:t>
-      </w:r>
-      <w:r>
-        <w:rPr>
-          <w:rFonts w:ascii="Times New Roman" w:hAnsi="Times New Roman"/>
-          <w:b/>
-          <w:color w:val="000000"/>
-          <w:sz w:val="24"/>
-        </w:rPr>
-        <w:t xml:space="preserve"> </w:t>
-      </w:r>
-      <w:r>
-        <w:rPr>
-          <w:rFonts w:ascii="Times New Roman" w:hAnsi="Times New Roman"/>
-          <w:b/>
-          <w:color w:val="000000"/>
-          <w:sz w:val="24"/>
-        </w:rPr>
-        <w:t>мене</w:t>
-      </w:r>
-      <w:r>
-        <w:rPr>
-          <w:rFonts w:ascii="Times New Roman" w:hAnsi="Times New Roman"/>
-          <w:sz w:val="24"/>
-        </w:rPr>
-        <w:t>́</w:t>
-      </w:r>
-      <w:r>
-        <w:rPr>
-          <w:rFonts w:ascii="Times New Roman" w:hAnsi="Times New Roman"/>
-          <w:b/>
-          <w:color w:val="000000"/>
-          <w:sz w:val="24"/>
-        </w:rPr>
-        <w:t>.*</w:t>
-      </w:r>
-      <w:r>
-        <w:rPr>
-          <w:rFonts w:ascii="Times New Roman" w:hAnsi="Times New Roman"/>
-          <w:b/>
-          <w:color w:val="000000"/>
-          <w:sz w:val="24"/>
-        </w:rPr>
-        <w:t xml:space="preserve"> </w:t>
-      </w:r>
-      <w:r>
-        <w:rPr>
-          <w:rFonts w:ascii="Times New Roman" w:hAnsi="Times New Roman"/>
-          <w:b/>
-          <w:color w:val="000000"/>
-          <w:sz w:val="24"/>
-        </w:rPr>
-        <w:t>Почу</w:t>
-      </w:r>
-      <w:r>
-        <w:rPr>
-          <w:rFonts w:ascii="Times New Roman" w:hAnsi="Times New Roman"/>
-          <w:sz w:val="24"/>
-        </w:rPr>
-        <w:t>́</w:t>
-      </w:r>
-      <w:r>
-        <w:rPr>
-          <w:rFonts w:ascii="Times New Roman" w:hAnsi="Times New Roman"/>
-          <w:b/>
-          <w:color w:val="000000"/>
-          <w:sz w:val="24"/>
-        </w:rPr>
-        <w:t>й</w:t>
-      </w:r>
-      <w:r>
-        <w:rPr>
-          <w:rFonts w:ascii="Times New Roman" w:hAnsi="Times New Roman"/>
-          <w:b/>
-          <w:color w:val="000000"/>
-          <w:sz w:val="24"/>
-        </w:rPr>
-        <w:t xml:space="preserve"> </w:t>
-      </w:r>
-      <w:r>
-        <w:rPr>
-          <w:rFonts w:ascii="Times New Roman" w:hAnsi="Times New Roman"/>
-          <w:b/>
-          <w:color w:val="000000"/>
-          <w:sz w:val="24"/>
-        </w:rPr>
-        <w:t>го</w:t>
-      </w:r>
-      <w:r>
-        <w:rPr>
-          <w:rFonts w:ascii="Times New Roman" w:hAnsi="Times New Roman"/>
-          <w:sz w:val="24"/>
-        </w:rPr>
-        <w:t>́</w:t>
-      </w:r>
-      <w:r>
-        <w:rPr>
-          <w:rFonts w:ascii="Times New Roman" w:hAnsi="Times New Roman"/>
-          <w:b/>
-          <w:color w:val="000000"/>
-          <w:sz w:val="24"/>
-        </w:rPr>
-        <w:t>лос</w:t>
-      </w:r>
-      <w:r>
-        <w:rPr>
-          <w:rFonts w:ascii="Times New Roman" w:hAnsi="Times New Roman"/>
-          <w:b/>
-          <w:color w:val="000000"/>
-          <w:sz w:val="24"/>
-        </w:rPr>
-        <w:t xml:space="preserve"> </w:t>
-      </w:r>
-      <w:r>
-        <w:rPr>
-          <w:rFonts w:ascii="Times New Roman" w:hAnsi="Times New Roman"/>
-          <w:b/>
-          <w:color w:val="000000"/>
-          <w:sz w:val="24"/>
-        </w:rPr>
-        <w:t>молі</w:t>
-      </w:r>
-      <w:r>
-        <w:rPr>
-          <w:rFonts w:ascii="Times New Roman" w:hAnsi="Times New Roman"/>
-          <w:sz w:val="24"/>
-        </w:rPr>
-        <w:t>́</w:t>
-      </w:r>
-      <w:r>
-        <w:rPr>
-          <w:rFonts w:ascii="Times New Roman" w:hAnsi="Times New Roman"/>
-          <w:b/>
-          <w:color w:val="000000"/>
-          <w:sz w:val="24"/>
-        </w:rPr>
-        <w:t>ння</w:t>
-      </w:r>
-      <w:r>
-        <w:rPr>
-          <w:rFonts w:ascii="Times New Roman" w:hAnsi="Times New Roman"/>
-          <w:b/>
-          <w:color w:val="000000"/>
-          <w:sz w:val="24"/>
-        </w:rPr>
-        <w:t xml:space="preserve"> </w:t>
-      </w:r>
-      <w:r>
-        <w:rPr>
-          <w:rFonts w:ascii="Times New Roman" w:hAnsi="Times New Roman"/>
-          <w:b/>
-          <w:color w:val="000000"/>
-          <w:sz w:val="24"/>
-        </w:rPr>
-        <w:t>мого</w:t>
-      </w:r>
-      <w:r>
-        <w:rPr>
-          <w:rFonts w:ascii="Times New Roman" w:hAnsi="Times New Roman"/>
-          <w:sz w:val="24"/>
-        </w:rPr>
-        <w:t>́</w:t>
-      </w:r>
-      <w:r>
-        <w:rPr>
-          <w:rFonts w:ascii="Times New Roman" w:hAnsi="Times New Roman"/>
-          <w:b/>
-          <w:color w:val="000000"/>
-          <w:sz w:val="24"/>
-        </w:rPr>
-        <w:t>,*</w:t>
-      </w:r>
-      <w:r>
-        <w:rPr>
-          <w:rFonts w:ascii="Times New Roman" w:hAnsi="Times New Roman"/>
-          <w:b/>
-          <w:color w:val="000000"/>
-          <w:sz w:val="24"/>
-        </w:rPr>
-        <w:t xml:space="preserve"> </w:t>
-      </w:r>
-      <w:r>
-        <w:rPr>
-          <w:rFonts w:ascii="Times New Roman" w:hAnsi="Times New Roman"/>
-          <w:b/>
-          <w:color w:val="000000"/>
-          <w:sz w:val="24"/>
-        </w:rPr>
-        <w:t>коли</w:t>
-      </w:r>
-      <w:r>
-        <w:rPr>
-          <w:rFonts w:ascii="Times New Roman" w:hAnsi="Times New Roman"/>
-          <w:sz w:val="24"/>
-        </w:rPr>
-        <w:t>́</w:t>
-      </w:r>
-      <w:r>
-        <w:rPr>
-          <w:rFonts w:ascii="Times New Roman" w:hAnsi="Times New Roman"/>
-          <w:b/>
-          <w:color w:val="000000"/>
-          <w:sz w:val="24"/>
-        </w:rPr>
-        <w:t xml:space="preserve"> </w:t>
-      </w:r>
-      <w:r>
-        <w:rPr>
-          <w:rFonts w:ascii="Times New Roman" w:hAnsi="Times New Roman"/>
-          <w:b/>
-          <w:color w:val="000000"/>
-          <w:sz w:val="24"/>
-        </w:rPr>
-        <w:t>взива</w:t>
-      </w:r>
-      <w:r>
-        <w:rPr>
-          <w:rFonts w:ascii="Times New Roman" w:hAnsi="Times New Roman"/>
-          <w:sz w:val="24"/>
-        </w:rPr>
-        <w:t>́</w:t>
-      </w:r>
-      <w:r>
-        <w:rPr>
-          <w:rFonts w:ascii="Times New Roman" w:hAnsi="Times New Roman"/>
-          <w:b/>
-          <w:color w:val="000000"/>
-          <w:sz w:val="24"/>
-        </w:rPr>
-        <w:t>ю</w:t>
-      </w:r>
-      <w:r>
-        <w:rPr>
-          <w:rFonts w:ascii="Times New Roman" w:hAnsi="Times New Roman"/>
-          <w:b/>
-          <w:color w:val="000000"/>
-          <w:sz w:val="24"/>
-        </w:rPr>
-        <w:t xml:space="preserve"> </w:t>
-      </w:r>
-      <w:r>
-        <w:rPr>
-          <w:rFonts w:ascii="Times New Roman" w:hAnsi="Times New Roman"/>
-          <w:b/>
-          <w:color w:val="000000"/>
-          <w:sz w:val="24"/>
-        </w:rPr>
-        <w:t>до</w:t>
-      </w:r>
-      <w:r>
-        <w:rPr>
-          <w:rFonts w:ascii="Times New Roman" w:hAnsi="Times New Roman"/>
-          <w:b/>
-          <w:color w:val="000000"/>
-          <w:sz w:val="24"/>
-        </w:rPr>
-        <w:t xml:space="preserve"> </w:t>
-      </w:r>
-      <w:r>
-        <w:rPr>
-          <w:rFonts w:ascii="Times New Roman" w:hAnsi="Times New Roman"/>
-          <w:b/>
-          <w:color w:val="000000"/>
-          <w:sz w:val="24"/>
-        </w:rPr>
-        <w:t>Те</w:t>
-      </w:r>
-      <w:r>
-        <w:rPr>
-          <w:rFonts w:ascii="Times New Roman" w:hAnsi="Times New Roman"/>
-          <w:sz w:val="24"/>
-        </w:rPr>
-        <w:t>́</w:t>
-      </w:r>
-      <w:r>
-        <w:rPr>
-          <w:rFonts w:ascii="Times New Roman" w:hAnsi="Times New Roman"/>
-          <w:b/>
-          <w:color w:val="000000"/>
-          <w:sz w:val="24"/>
-        </w:rPr>
-        <w:t>бе.*</w:t>
-      </w:r>
-      <w:r>
-        <w:rPr>
-          <w:rFonts w:ascii="Times New Roman" w:hAnsi="Times New Roman"/>
-          <w:b/>
-          <w:color w:val="000000"/>
-          <w:sz w:val="24"/>
-        </w:rPr>
-        <w:t xml:space="preserve"> </w:t>
-      </w:r>
-      <w:r>
-        <w:rPr>
-          <w:rFonts w:ascii="Times New Roman" w:hAnsi="Times New Roman"/>
-          <w:b/>
-          <w:color w:val="000000"/>
-          <w:sz w:val="24"/>
-        </w:rPr>
-        <w:t>Ви</w:t>
-      </w:r>
-      <w:r>
-        <w:rPr>
-          <w:rFonts w:ascii="Times New Roman" w:hAnsi="Times New Roman"/>
-          <w:sz w:val="24"/>
-        </w:rPr>
-        <w:t>́</w:t>
-      </w:r>
-      <w:r>
-        <w:rPr>
-          <w:rFonts w:ascii="Times New Roman" w:hAnsi="Times New Roman"/>
-          <w:b/>
-          <w:color w:val="000000"/>
-          <w:sz w:val="24"/>
-        </w:rPr>
-        <w:t>слухай</w:t>
-      </w:r>
-      <w:r>
-        <w:rPr>
-          <w:rFonts w:ascii="Times New Roman" w:hAnsi="Times New Roman"/>
-          <w:b/>
-          <w:color w:val="000000"/>
-          <w:sz w:val="24"/>
-        </w:rPr>
-        <w:t xml:space="preserve"> </w:t>
-      </w:r>
-      <w:r>
-        <w:rPr>
-          <w:rFonts w:ascii="Times New Roman" w:hAnsi="Times New Roman"/>
-          <w:b/>
-          <w:color w:val="000000"/>
-          <w:sz w:val="24"/>
-        </w:rPr>
-        <w:t>мене</w:t>
-      </w:r>
-      <w:r>
-        <w:rPr>
-          <w:rFonts w:ascii="Times New Roman" w:hAnsi="Times New Roman"/>
-          <w:sz w:val="24"/>
-        </w:rPr>
-        <w:t>́</w:t>
-      </w:r>
-      <w:r>
-        <w:rPr>
-          <w:rFonts w:ascii="Times New Roman" w:hAnsi="Times New Roman"/>
-          <w:b/>
-          <w:color w:val="000000"/>
-          <w:sz w:val="24"/>
-        </w:rPr>
-        <w:t>,</w:t>
-      </w:r>
-      <w:r>
-        <w:rPr>
-          <w:rFonts w:ascii="Times New Roman" w:hAnsi="Times New Roman"/>
-          <w:b/>
-          <w:color w:val="000000"/>
-          <w:sz w:val="24"/>
-        </w:rPr>
-        <w:t xml:space="preserve"> </w:t>
-      </w:r>
-      <w:r>
-        <w:rPr>
-          <w:rFonts w:ascii="Times New Roman" w:hAnsi="Times New Roman"/>
-          <w:b/>
-          <w:color w:val="000000"/>
-          <w:sz w:val="24"/>
-        </w:rPr>
-        <w:t>Го</w:t>
-      </w:r>
-      <w:r>
-        <w:rPr>
-          <w:rFonts w:ascii="Times New Roman" w:hAnsi="Times New Roman"/>
-          <w:sz w:val="24"/>
-        </w:rPr>
-        <w:t>́</w:t>
-      </w:r>
-      <w:r>
-        <w:rPr>
-          <w:rFonts w:ascii="Times New Roman" w:hAnsi="Times New Roman"/>
-          <w:b/>
-          <w:color w:val="000000"/>
-          <w:sz w:val="24"/>
-        </w:rPr>
-        <w:t>споди.</w:t>
-      </w:r>
-    </w:p>
-    <w:p>
-      <w:pPr>
-        <w:pStyle w:val="Normal"/>
-        <w:spacing w:after="120"/>
-      </w:pPr>
-      <w:r>
-        <w:rPr>
-          <w:rFonts w:ascii="Times New Roman" w:hAnsi="Times New Roman"/>
-          <w:b/>
-          <w:color w:val="000000"/>
-          <w:sz w:val="24"/>
-        </w:rPr>
-        <w:t>Неха</w:t>
-      </w:r>
-      <w:r>
-        <w:rPr>
-          <w:rFonts w:ascii="Times New Roman" w:hAnsi="Times New Roman"/>
-          <w:sz w:val="24"/>
-        </w:rPr>
-        <w:t>́</w:t>
-      </w:r>
-      <w:r>
-        <w:rPr>
-          <w:rFonts w:ascii="Times New Roman" w:hAnsi="Times New Roman"/>
-          <w:b/>
-          <w:color w:val="000000"/>
-          <w:sz w:val="24"/>
-        </w:rPr>
-        <w:t>й</w:t>
-      </w:r>
-      <w:r>
-        <w:rPr>
-          <w:rFonts w:ascii="Times New Roman" w:hAnsi="Times New Roman"/>
-          <w:b/>
-          <w:color w:val="000000"/>
-          <w:sz w:val="24"/>
-        </w:rPr>
-        <w:t xml:space="preserve"> </w:t>
-      </w:r>
-      <w:r>
-        <w:rPr>
-          <w:rFonts w:ascii="Times New Roman" w:hAnsi="Times New Roman"/>
-          <w:b/>
-          <w:color w:val="000000"/>
-          <w:sz w:val="24"/>
-        </w:rPr>
-        <w:t>піднесе</w:t>
-      </w:r>
-      <w:r>
-        <w:rPr>
-          <w:rFonts w:ascii="Times New Roman" w:hAnsi="Times New Roman"/>
-          <w:sz w:val="24"/>
-        </w:rPr>
-        <w:t>́</w:t>
-      </w:r>
-      <w:r>
-        <w:rPr>
-          <w:rFonts w:ascii="Times New Roman" w:hAnsi="Times New Roman"/>
-          <w:b/>
-          <w:color w:val="000000"/>
-          <w:sz w:val="24"/>
-        </w:rPr>
-        <w:t>ться</w:t>
-      </w:r>
-      <w:r>
-        <w:rPr>
-          <w:rFonts w:ascii="Times New Roman" w:hAnsi="Times New Roman"/>
-          <w:b/>
-          <w:color w:val="000000"/>
-          <w:sz w:val="24"/>
-        </w:rPr>
-        <w:t xml:space="preserve"> </w:t>
-      </w:r>
-      <w:r>
-        <w:rPr>
-          <w:rFonts w:ascii="Times New Roman" w:hAnsi="Times New Roman"/>
-          <w:b/>
-          <w:color w:val="000000"/>
-          <w:sz w:val="24"/>
-        </w:rPr>
-        <w:t>моли</w:t>
-      </w:r>
-      <w:r>
-        <w:rPr>
-          <w:rFonts w:ascii="Times New Roman" w:hAnsi="Times New Roman"/>
-          <w:sz w:val="24"/>
-        </w:rPr>
-        <w:t>́</w:t>
-      </w:r>
-      <w:r>
-        <w:rPr>
-          <w:rFonts w:ascii="Times New Roman" w:hAnsi="Times New Roman"/>
-          <w:b/>
-          <w:color w:val="000000"/>
-          <w:sz w:val="24"/>
-        </w:rPr>
-        <w:t>тва</w:t>
-      </w:r>
-      <w:r>
-        <w:rPr>
-          <w:rFonts w:ascii="Times New Roman" w:hAnsi="Times New Roman"/>
-          <w:b/>
-          <w:color w:val="000000"/>
-          <w:sz w:val="24"/>
-        </w:rPr>
-        <w:t xml:space="preserve"> </w:t>
-      </w:r>
-      <w:r>
-        <w:rPr>
-          <w:rFonts w:ascii="Times New Roman" w:hAnsi="Times New Roman"/>
-          <w:b/>
-          <w:color w:val="000000"/>
-          <w:sz w:val="24"/>
-        </w:rPr>
-        <w:t>моя</w:t>
-      </w:r>
-      <w:r>
-        <w:rPr>
-          <w:rFonts w:ascii="Times New Roman" w:hAnsi="Times New Roman"/>
-          <w:sz w:val="24"/>
-        </w:rPr>
-        <w:t>́</w:t>
-      </w:r>
-      <w:r>
-        <w:rPr>
-          <w:rFonts w:ascii="Times New Roman" w:hAnsi="Times New Roman"/>
-          <w:b/>
-          <w:color w:val="000000"/>
-          <w:sz w:val="24"/>
-        </w:rPr>
-        <w:t>,*</w:t>
-      </w:r>
-      <w:r>
-        <w:rPr>
-          <w:rFonts w:ascii="Times New Roman" w:hAnsi="Times New Roman"/>
-          <w:b/>
-          <w:color w:val="000000"/>
-          <w:sz w:val="24"/>
-        </w:rPr>
-        <w:t xml:space="preserve"> </w:t>
-      </w:r>
-      <w:r>
-        <w:rPr>
-          <w:rFonts w:ascii="Times New Roman" w:hAnsi="Times New Roman"/>
-          <w:b/>
-          <w:color w:val="000000"/>
-          <w:sz w:val="24"/>
-        </w:rPr>
-        <w:t>мов</w:t>
-      </w:r>
-      <w:r>
-        <w:rPr>
-          <w:rFonts w:ascii="Times New Roman" w:hAnsi="Times New Roman"/>
-          <w:b/>
-          <w:color w:val="000000"/>
-          <w:sz w:val="24"/>
-        </w:rPr>
-        <w:t xml:space="preserve"> </w:t>
-      </w:r>
-      <w:r>
-        <w:rPr>
-          <w:rFonts w:ascii="Times New Roman" w:hAnsi="Times New Roman"/>
-          <w:b/>
-          <w:color w:val="000000"/>
-          <w:sz w:val="24"/>
-        </w:rPr>
-        <w:t>кади</w:t>
-      </w:r>
-      <w:r>
-        <w:rPr>
-          <w:rFonts w:ascii="Times New Roman" w:hAnsi="Times New Roman"/>
-          <w:sz w:val="24"/>
-        </w:rPr>
-        <w:t>́</w:t>
-      </w:r>
-      <w:r>
-        <w:rPr>
-          <w:rFonts w:ascii="Times New Roman" w:hAnsi="Times New Roman"/>
-          <w:b/>
-          <w:color w:val="000000"/>
-          <w:sz w:val="24"/>
-        </w:rPr>
-        <w:t>ло</w:t>
-      </w:r>
-      <w:r>
-        <w:rPr>
-          <w:rFonts w:ascii="Times New Roman" w:hAnsi="Times New Roman"/>
-          <w:b/>
-          <w:color w:val="000000"/>
-          <w:sz w:val="24"/>
-        </w:rPr>
-        <w:t xml:space="preserve"> </w:t>
-      </w:r>
-      <w:r>
-        <w:rPr>
-          <w:rFonts w:ascii="Times New Roman" w:hAnsi="Times New Roman"/>
-          <w:b/>
-          <w:color w:val="000000"/>
-          <w:sz w:val="24"/>
-        </w:rPr>
-        <w:t>пе</w:t>
-      </w:r>
-      <w:r>
-        <w:rPr>
-          <w:rFonts w:ascii="Times New Roman" w:hAnsi="Times New Roman"/>
-          <w:sz w:val="24"/>
-        </w:rPr>
-        <w:t>́</w:t>
-      </w:r>
-      <w:r>
-        <w:rPr>
-          <w:rFonts w:ascii="Times New Roman" w:hAnsi="Times New Roman"/>
-          <w:b/>
-          <w:color w:val="000000"/>
-          <w:sz w:val="24"/>
-        </w:rPr>
-        <w:t>ред</w:t>
-      </w:r>
-      <w:r>
-        <w:rPr>
-          <w:rFonts w:ascii="Times New Roman" w:hAnsi="Times New Roman"/>
-          <w:b/>
-          <w:color w:val="000000"/>
-          <w:sz w:val="24"/>
-        </w:rPr>
-        <w:t xml:space="preserve"> </w:t>
-      </w:r>
-      <w:r>
-        <w:rPr>
-          <w:rFonts w:ascii="Times New Roman" w:hAnsi="Times New Roman"/>
-          <w:b/>
-          <w:color w:val="000000"/>
-          <w:sz w:val="24"/>
-        </w:rPr>
-        <w:t>Тобо</w:t>
-      </w:r>
-      <w:r>
-        <w:rPr>
-          <w:rFonts w:ascii="Times New Roman" w:hAnsi="Times New Roman"/>
-          <w:sz w:val="24"/>
-        </w:rPr>
-        <w:t>́</w:t>
-      </w:r>
-      <w:r>
-        <w:rPr>
-          <w:rFonts w:ascii="Times New Roman" w:hAnsi="Times New Roman"/>
-          <w:b/>
-          <w:color w:val="000000"/>
-          <w:sz w:val="24"/>
-        </w:rPr>
-        <w:t>ю;*</w:t>
-      </w:r>
-      <w:r>
-        <w:rPr>
-          <w:rFonts w:ascii="Times New Roman" w:hAnsi="Times New Roman"/>
-          <w:b/>
-          <w:color w:val="000000"/>
-          <w:sz w:val="24"/>
-        </w:rPr>
-        <w:t xml:space="preserve"> </w:t>
-      </w:r>
-      <w:r>
-        <w:rPr>
-          <w:rFonts w:ascii="Times New Roman" w:hAnsi="Times New Roman"/>
-          <w:b/>
-          <w:color w:val="000000"/>
-          <w:sz w:val="24"/>
-        </w:rPr>
-        <w:t>підно</w:t>
-      </w:r>
-      <w:r>
-        <w:rPr>
-          <w:rFonts w:ascii="Times New Roman" w:hAnsi="Times New Roman"/>
-          <w:sz w:val="24"/>
-        </w:rPr>
-        <w:t>́</w:t>
-      </w:r>
-      <w:r>
-        <w:rPr>
-          <w:rFonts w:ascii="Times New Roman" w:hAnsi="Times New Roman"/>
-          <w:b/>
-          <w:color w:val="000000"/>
-          <w:sz w:val="24"/>
-        </w:rPr>
-        <w:t>шення</w:t>
-      </w:r>
-      <w:r>
-        <w:rPr>
-          <w:rFonts w:ascii="Times New Roman" w:hAnsi="Times New Roman"/>
-          <w:b/>
-          <w:color w:val="000000"/>
-          <w:sz w:val="24"/>
-        </w:rPr>
-        <w:t xml:space="preserve"> </w:t>
-      </w:r>
-      <w:r>
-        <w:rPr>
-          <w:rFonts w:ascii="Times New Roman" w:hAnsi="Times New Roman"/>
-          <w:b/>
-          <w:color w:val="000000"/>
-          <w:sz w:val="24"/>
-        </w:rPr>
-        <w:t>рук</w:t>
-      </w:r>
-      <w:r>
-        <w:rPr>
-          <w:rFonts w:ascii="Times New Roman" w:hAnsi="Times New Roman"/>
-          <w:b/>
-          <w:color w:val="000000"/>
-          <w:sz w:val="24"/>
-        </w:rPr>
-        <w:t xml:space="preserve"> </w:t>
-      </w:r>
-      <w:r>
-        <w:rPr>
-          <w:rFonts w:ascii="Times New Roman" w:hAnsi="Times New Roman"/>
-          <w:b/>
-          <w:color w:val="000000"/>
-          <w:sz w:val="24"/>
-        </w:rPr>
-        <w:t>мої</w:t>
-      </w:r>
-      <w:r>
-        <w:rPr>
-          <w:rFonts w:ascii="Times New Roman" w:hAnsi="Times New Roman"/>
-          <w:sz w:val="24"/>
-        </w:rPr>
-        <w:t>́</w:t>
-      </w:r>
-      <w:r>
-        <w:rPr>
-          <w:rFonts w:ascii="Times New Roman" w:hAnsi="Times New Roman"/>
-          <w:b/>
-          <w:color w:val="000000"/>
-          <w:sz w:val="24"/>
-        </w:rPr>
-        <w:t>х,*</w:t>
-      </w:r>
-      <w:r>
-        <w:rPr>
-          <w:rFonts w:ascii="Times New Roman" w:hAnsi="Times New Roman"/>
-          <w:b/>
-          <w:color w:val="000000"/>
-          <w:sz w:val="24"/>
-        </w:rPr>
-        <w:t xml:space="preserve"> </w:t>
-      </w:r>
-      <w:r>
-        <w:rPr>
-          <w:rFonts w:ascii="Times New Roman" w:hAnsi="Times New Roman"/>
-          <w:b/>
-          <w:color w:val="000000"/>
-          <w:sz w:val="24"/>
-        </w:rPr>
-        <w:t>як</w:t>
-      </w:r>
-      <w:r>
-        <w:rPr>
-          <w:rFonts w:ascii="Times New Roman" w:hAnsi="Times New Roman"/>
-          <w:b/>
-          <w:color w:val="000000"/>
-          <w:sz w:val="24"/>
-        </w:rPr>
-        <w:t xml:space="preserve"> </w:t>
-      </w:r>
-      <w:r>
-        <w:rPr>
-          <w:rFonts w:ascii="Times New Roman" w:hAnsi="Times New Roman"/>
-          <w:b/>
-          <w:color w:val="000000"/>
-          <w:sz w:val="24"/>
-        </w:rPr>
-        <w:t>же</w:t>
-      </w:r>
-      <w:r>
-        <w:rPr>
-          <w:rFonts w:ascii="Times New Roman" w:hAnsi="Times New Roman"/>
-          <w:sz w:val="24"/>
-        </w:rPr>
-        <w:t>́</w:t>
-      </w:r>
-      <w:r>
-        <w:rPr>
-          <w:rFonts w:ascii="Times New Roman" w:hAnsi="Times New Roman"/>
-          <w:b/>
-          <w:color w:val="000000"/>
-          <w:sz w:val="24"/>
-        </w:rPr>
-        <w:t>ртва</w:t>
-      </w:r>
-      <w:r>
-        <w:rPr>
-          <w:rFonts w:ascii="Times New Roman" w:hAnsi="Times New Roman"/>
-          <w:b/>
-          <w:color w:val="000000"/>
-          <w:sz w:val="24"/>
-        </w:rPr>
-        <w:t xml:space="preserve"> </w:t>
-      </w:r>
-      <w:r>
-        <w:rPr>
-          <w:rFonts w:ascii="Times New Roman" w:hAnsi="Times New Roman"/>
-          <w:b/>
-          <w:color w:val="000000"/>
-          <w:sz w:val="24"/>
-        </w:rPr>
-        <w:t>вечі</w:t>
-      </w:r>
-      <w:r>
-        <w:rPr>
-          <w:rFonts w:ascii="Times New Roman" w:hAnsi="Times New Roman"/>
-          <w:sz w:val="24"/>
-        </w:rPr>
-        <w:t>́</w:t>
-      </w:r>
-      <w:r>
-        <w:rPr>
-          <w:rFonts w:ascii="Times New Roman" w:hAnsi="Times New Roman"/>
-          <w:b/>
-          <w:color w:val="000000"/>
-          <w:sz w:val="24"/>
-        </w:rPr>
-        <w:t>рня.*</w:t>
-      </w:r>
-      <w:r>
-        <w:rPr>
-          <w:rFonts w:ascii="Times New Roman" w:hAnsi="Times New Roman"/>
-          <w:b/>
-          <w:color w:val="000000"/>
-          <w:sz w:val="24"/>
-        </w:rPr>
-        <w:t xml:space="preserve"> </w:t>
-      </w:r>
-      <w:r>
-        <w:rPr>
-          <w:rFonts w:ascii="Times New Roman" w:hAnsi="Times New Roman"/>
-          <w:b/>
-          <w:color w:val="000000"/>
-          <w:sz w:val="24"/>
-        </w:rPr>
-        <w:t>Ви</w:t>
-      </w:r>
-      <w:r>
-        <w:rPr>
-          <w:rFonts w:ascii="Times New Roman" w:hAnsi="Times New Roman"/>
-          <w:sz w:val="24"/>
-        </w:rPr>
-        <w:t>́</w:t>
-      </w:r>
-      <w:r>
-        <w:rPr>
-          <w:rFonts w:ascii="Times New Roman" w:hAnsi="Times New Roman"/>
-          <w:b/>
-          <w:color w:val="000000"/>
-          <w:sz w:val="24"/>
-        </w:rPr>
-        <w:t>слухай</w:t>
-      </w:r>
-      <w:r>
-        <w:rPr>
-          <w:rFonts w:ascii="Times New Roman" w:hAnsi="Times New Roman"/>
-          <w:b/>
-          <w:color w:val="000000"/>
-          <w:sz w:val="24"/>
-        </w:rPr>
-        <w:t xml:space="preserve"> </w:t>
-      </w:r>
-      <w:r>
-        <w:rPr>
-          <w:rFonts w:ascii="Times New Roman" w:hAnsi="Times New Roman"/>
-          <w:b/>
-          <w:color w:val="000000"/>
-          <w:sz w:val="24"/>
-        </w:rPr>
-        <w:t>мене</w:t>
-      </w:r>
-      <w:r>
-        <w:rPr>
-          <w:rFonts w:ascii="Times New Roman" w:hAnsi="Times New Roman"/>
-          <w:sz w:val="24"/>
-        </w:rPr>
-        <w:t>́</w:t>
-      </w:r>
-      <w:r>
-        <w:rPr>
-          <w:rFonts w:ascii="Times New Roman" w:hAnsi="Times New Roman"/>
-          <w:b/>
-          <w:color w:val="000000"/>
-          <w:sz w:val="24"/>
-        </w:rPr>
-        <w:t>,</w:t>
-      </w:r>
-      <w:r>
-        <w:rPr>
-          <w:rFonts w:ascii="Times New Roman" w:hAnsi="Times New Roman"/>
-          <w:b/>
-          <w:color w:val="000000"/>
-          <w:sz w:val="24"/>
-        </w:rPr>
-        <w:t xml:space="preserve"> </w:t>
-      </w:r>
-      <w:r>
-        <w:rPr>
-          <w:rFonts w:ascii="Times New Roman" w:hAnsi="Times New Roman"/>
-          <w:b/>
-          <w:color w:val="000000"/>
-          <w:sz w:val="24"/>
-        </w:rPr>
-        <w:t>Го</w:t>
-      </w:r>
-      <w:r>
-        <w:rPr>
-          <w:rFonts w:ascii="Times New Roman" w:hAnsi="Times New Roman"/>
           <w:sz w:val="24"/>
         </w:rPr>
         <w:t>́</w:t>

--- a/flow/20230914_vu_template/drafts/2024-11-u/20-СР-Йосафати_Гордашевської-передсвяття_Введення.docx
+++ b/flow/20230914_vu_template/drafts/2024-11-u/20-СР-Йосафати_Гордашевської-передсвяття_Введення.docx
@@ -1880,19 +1880,17 @@
       </w:pPr>
       <w:r>
         <w:rPr>
-          <w:rFonts w:ascii="Times New Roman" w:hAnsi="Times New Roman" w:cs="Times New Roman"/>
-          <w:i/>
-          <w:color w:val="FF0000"/>
-          <w:sz w:val="24"/>
-          <w:szCs w:val="24"/>
+          <w:rFonts w:ascii="Times New Roman" w:hAnsi="Times New Roman"/>
+          <w:i/>
+          <w:color w:val="FF4400"/>
+          <w:sz w:val="24"/>
         </w:rPr>
         <w:t>Священник:</w:t>
       </w:r>
       <w:r>
         <w:rPr>
-          <w:rFonts w:ascii="Times New Roman" w:hAnsi="Times New Roman" w:cs="Times New Roman"/>
-          <w:sz w:val="24"/>
-          <w:szCs w:val="24"/>
+          <w:rFonts w:ascii="Times New Roman" w:hAnsi="Times New Roman"/>
+          <w:sz w:val="24"/>
         </w:rPr>
         <w:t xml:space="preserve"> Бо Твоє є царство, і сила, і слава, Отця, і Сина, і Святого Духа, нині, і повсякчас, і на віки віків.</w:t>
       </w:r>
@@ -9971,29 +9969,19 @@
       </w:pPr>
       <w:r>
         <w:rPr>
-          <w:rFonts w:ascii="Times New Roman" w:hAnsi="Times New Roman" w:cs="Times New Roman"/>
+          <w:rFonts w:ascii="Times New Roman" w:hAnsi="Times New Roman"/>
           <w:i/>
           <w:color w:val="FF4400"/>
           <w:sz w:val="24"/>
-          <w:szCs w:val="24"/>
         </w:rPr>
         <w:t>Священник:</w:t>
       </w:r>
       <w:r>
         <w:rPr>
-          <w:rFonts w:ascii="Times New Roman" w:hAnsi="Times New Roman" w:cs="Times New Roman"/>
-          <w:sz w:val="24"/>
-          <w:szCs w:val="24"/>
-        </w:rPr>
-        <w:t xml:space="preserve"> Бо Тобі належить усяка слава, ч</w:t>
-      </w:r>
-      <w:r>
-        <w:rPr>
-          <w:rFonts w:ascii="Times New Roman" w:hAnsi="Times New Roman" w:cs="Times New Roman"/>
-          <w:sz w:val="24"/>
-          <w:szCs w:val="24"/>
-        </w:rPr>
-        <w:t>есть і поклоніння, Отцю, і Сину, і Святому Духові, нині, і повсякчас, і на віки віків.</w:t>
+          <w:rFonts w:ascii="Times New Roman" w:hAnsi="Times New Roman"/>
+          <w:sz w:val="24"/>
+        </w:rPr>
+        <w:t xml:space="preserve"> Бо Тобі належить усяка слава, честь і поклоніння, Отцю, і Сину, і Святому Духові, нині, і повсякчас, і на віки віків.</w:t>
       </w:r>
     </w:p>
     <w:p>
@@ -12608,402 +12596,9 @@
       <w:r>
         <w:rPr>
           <w:rFonts w:ascii="Times New Roman" w:hAnsi="Times New Roman"/>
-          <w:color w:val="000000"/>
-          <w:sz w:val="24"/>
-        </w:rPr>
-        <w:t xml:space="preserve"> </w:t>
-      </w:r>
-      <w:r>
-        <w:rPr>
-          <w:rFonts w:ascii="Times New Roman" w:hAnsi="Times New Roman"/>
-          <w:color w:val="000000"/>
-          <w:sz w:val="24"/>
-        </w:rPr>
-        <w:t>Бо</w:t>
-      </w:r>
-      <w:r>
-        <w:rPr>
-          <w:rFonts w:ascii="Times New Roman" w:hAnsi="Times New Roman"/>
-          <w:color w:val="000000"/>
-          <w:sz w:val="24"/>
-        </w:rPr>
-        <w:t xml:space="preserve"> </w:t>
-      </w:r>
-      <w:r>
-        <w:rPr>
-          <w:rFonts w:ascii="Times New Roman" w:hAnsi="Times New Roman"/>
-          <w:color w:val="000000"/>
-          <w:sz w:val="24"/>
-        </w:rPr>
-        <w:t>Твоя</w:t>
-      </w:r>
-      <w:r>
-        <w:rPr>
-          <w:rFonts w:ascii="Times New Roman" w:hAnsi="Times New Roman"/>
-          <w:color w:val="000000"/>
-          <w:sz w:val="24"/>
-        </w:rPr>
-        <w:t xml:space="preserve"> </w:t>
-      </w:r>
-      <w:r>
-        <w:rPr>
-          <w:rFonts w:ascii="Times New Roman" w:hAnsi="Times New Roman"/>
-          <w:color w:val="000000"/>
-          <w:sz w:val="24"/>
-        </w:rPr>
-        <w:t>є</w:t>
-      </w:r>
-      <w:r>
-        <w:rPr>
-          <w:rFonts w:ascii="Times New Roman" w:hAnsi="Times New Roman"/>
-          <w:color w:val="000000"/>
-          <w:sz w:val="24"/>
-        </w:rPr>
-        <w:t xml:space="preserve"> </w:t>
-      </w:r>
-      <w:r>
-        <w:rPr>
-          <w:rFonts w:ascii="Times New Roman" w:hAnsi="Times New Roman"/>
-          <w:color w:val="000000"/>
-          <w:sz w:val="24"/>
-        </w:rPr>
-        <w:t>влада</w:t>
-      </w:r>
-      <w:r>
-        <w:rPr>
-          <w:rFonts w:ascii="Times New Roman" w:hAnsi="Times New Roman"/>
-          <w:color w:val="000000"/>
-          <w:sz w:val="24"/>
-        </w:rPr>
-        <w:t xml:space="preserve"> </w:t>
-      </w:r>
-      <w:r>
-        <w:rPr>
-          <w:rFonts w:ascii="Times New Roman" w:hAnsi="Times New Roman"/>
-          <w:color w:val="000000"/>
-          <w:sz w:val="24"/>
-        </w:rPr>
-        <w:t>і</w:t>
-      </w:r>
-      <w:r>
-        <w:rPr>
-          <w:rFonts w:ascii="Times New Roman" w:hAnsi="Times New Roman"/>
-          <w:color w:val="000000"/>
-          <w:sz w:val="24"/>
-        </w:rPr>
-        <w:t xml:space="preserve"> </w:t>
-      </w:r>
-      <w:r>
-        <w:rPr>
-          <w:rFonts w:ascii="Times New Roman" w:hAnsi="Times New Roman"/>
-          <w:color w:val="000000"/>
-          <w:sz w:val="24"/>
-        </w:rPr>
-        <w:t>Твоє</w:t>
-      </w:r>
-      <w:r>
-        <w:rPr>
-          <w:rFonts w:ascii="Times New Roman" w:hAnsi="Times New Roman"/>
-          <w:color w:val="000000"/>
-          <w:sz w:val="24"/>
-        </w:rPr>
-        <w:t xml:space="preserve"> </w:t>
-      </w:r>
-      <w:r>
-        <w:rPr>
-          <w:rFonts w:ascii="Times New Roman" w:hAnsi="Times New Roman"/>
-          <w:color w:val="000000"/>
-          <w:sz w:val="24"/>
-        </w:rPr>
-        <w:t>є</w:t>
-      </w:r>
-      <w:r>
-        <w:rPr>
-          <w:rFonts w:ascii="Times New Roman" w:hAnsi="Times New Roman"/>
-          <w:color w:val="000000"/>
-          <w:sz w:val="24"/>
-        </w:rPr>
-        <w:t xml:space="preserve"> </w:t>
-      </w:r>
-      <w:r>
-        <w:rPr>
-          <w:rFonts w:ascii="Times New Roman" w:hAnsi="Times New Roman"/>
-          <w:color w:val="000000"/>
-          <w:sz w:val="24"/>
-        </w:rPr>
-        <w:t>царство,</w:t>
-      </w:r>
-      <w:r>
-        <w:rPr>
-          <w:rFonts w:ascii="Times New Roman" w:hAnsi="Times New Roman"/>
-          <w:color w:val="000000"/>
-          <w:sz w:val="24"/>
-        </w:rPr>
-        <w:t xml:space="preserve"> </w:t>
-      </w:r>
-      <w:r>
-        <w:rPr>
-          <w:rFonts w:ascii="Times New Roman" w:hAnsi="Times New Roman"/>
-          <w:color w:val="000000"/>
-          <w:sz w:val="24"/>
-        </w:rPr>
-        <w:t>і</w:t>
-      </w:r>
-      <w:r>
-        <w:rPr>
-          <w:rFonts w:ascii="Times New Roman" w:hAnsi="Times New Roman"/>
-          <w:color w:val="000000"/>
-          <w:sz w:val="24"/>
-        </w:rPr>
-        <w:t xml:space="preserve"> </w:t>
-      </w:r>
-      <w:r>
-        <w:rPr>
-          <w:rFonts w:ascii="Times New Roman" w:hAnsi="Times New Roman"/>
-          <w:color w:val="000000"/>
-          <w:sz w:val="24"/>
-        </w:rPr>
-        <w:t>сила,</w:t>
-      </w:r>
-      <w:r>
-        <w:rPr>
-          <w:rFonts w:ascii="Times New Roman" w:hAnsi="Times New Roman"/>
-          <w:color w:val="000000"/>
-          <w:sz w:val="24"/>
-        </w:rPr>
-        <w:t xml:space="preserve"> </w:t>
-      </w:r>
-      <w:r>
-        <w:rPr>
-          <w:rFonts w:ascii="Times New Roman" w:hAnsi="Times New Roman"/>
-          <w:color w:val="000000"/>
-          <w:sz w:val="24"/>
-        </w:rPr>
-        <w:t>і</w:t>
-      </w:r>
-      <w:r>
-        <w:rPr>
-          <w:rFonts w:ascii="Times New Roman" w:hAnsi="Times New Roman"/>
-          <w:color w:val="000000"/>
-          <w:sz w:val="24"/>
-        </w:rPr>
-        <w:t xml:space="preserve"> </w:t>
-      </w:r>
-      <w:r>
-        <w:rPr>
-          <w:rFonts w:ascii="Times New Roman" w:hAnsi="Times New Roman"/>
-          <w:color w:val="000000"/>
-          <w:sz w:val="24"/>
-        </w:rPr>
-        <w:t>слава,</w:t>
-      </w:r>
-      <w:r>
-        <w:rPr>
-          <w:rFonts w:ascii="Times New Roman" w:hAnsi="Times New Roman"/>
-          <w:color w:val="000000"/>
-          <w:sz w:val="24"/>
-        </w:rPr>
-        <w:t xml:space="preserve"> </w:t>
-      </w:r>
-      <w:r>
-        <w:rPr>
-          <w:rFonts w:ascii="Times New Roman" w:hAnsi="Times New Roman"/>
-          <w:color w:val="000000"/>
-          <w:sz w:val="24"/>
-        </w:rPr>
-        <w:t>Отця,</w:t>
-      </w:r>
-      <w:r>
-        <w:rPr>
-          <w:rFonts w:ascii="Times New Roman" w:hAnsi="Times New Roman"/>
-          <w:color w:val="000000"/>
-          <w:sz w:val="24"/>
-        </w:rPr>
-        <w:t xml:space="preserve"> </w:t>
-      </w:r>
-      <w:r>
-        <w:rPr>
-          <w:rFonts w:ascii="Times New Roman" w:hAnsi="Times New Roman"/>
-          <w:color w:val="000000"/>
-          <w:sz w:val="24"/>
-        </w:rPr>
-        <w:t>і</w:t>
-      </w:r>
-      <w:r>
-        <w:rPr>
-          <w:rFonts w:ascii="Times New Roman" w:hAnsi="Times New Roman"/>
-          <w:color w:val="000000"/>
-          <w:sz w:val="24"/>
-        </w:rPr>
-        <w:t xml:space="preserve"> </w:t>
-      </w:r>
-      <w:r>
-        <w:rPr>
-          <w:rFonts w:ascii="Times New Roman" w:hAnsi="Times New Roman"/>
-          <w:color w:val="000000"/>
-          <w:sz w:val="24"/>
-        </w:rPr>
-        <w:t>Сина,</w:t>
-      </w:r>
-      <w:r>
-        <w:rPr>
-          <w:rFonts w:ascii="Times New Roman" w:hAnsi="Times New Roman"/>
-          <w:color w:val="000000"/>
-          <w:sz w:val="24"/>
-        </w:rPr>
-        <w:t xml:space="preserve"> </w:t>
-      </w:r>
-      <w:r>
-        <w:rPr>
-          <w:rFonts w:ascii="Times New Roman" w:hAnsi="Times New Roman"/>
-          <w:color w:val="000000"/>
-          <w:sz w:val="24"/>
-        </w:rPr>
-        <w:t>і</w:t>
-      </w:r>
-      <w:r>
-        <w:rPr>
-          <w:rFonts w:ascii="Times New Roman" w:hAnsi="Times New Roman"/>
-          <w:color w:val="000000"/>
-          <w:sz w:val="24"/>
-        </w:rPr>
-        <w:t xml:space="preserve"> </w:t>
-      </w:r>
-      <w:r>
-        <w:rPr>
-          <w:rFonts w:ascii="Times New Roman" w:hAnsi="Times New Roman"/>
-          <w:color w:val="000000"/>
-          <w:sz w:val="24"/>
-        </w:rPr>
-        <w:t>Святого</w:t>
-      </w:r>
-      <w:r>
-        <w:rPr>
-          <w:rFonts w:ascii="Times New Roman" w:hAnsi="Times New Roman"/>
-          <w:color w:val="000000"/>
-          <w:sz w:val="24"/>
-        </w:rPr>
-        <w:t xml:space="preserve"> </w:t>
-      </w:r>
-      <w:r>
-        <w:rPr>
-          <w:rFonts w:ascii="Times New Roman" w:hAnsi="Times New Roman"/>
-          <w:color w:val="000000"/>
-          <w:sz w:val="24"/>
-        </w:rPr>
-        <w:t>Духа,</w:t>
-      </w:r>
-      <w:r>
-        <w:rPr>
-          <w:rFonts w:ascii="Times New Roman" w:hAnsi="Times New Roman"/>
-          <w:color w:val="000000"/>
-          <w:sz w:val="24"/>
-        </w:rPr>
-        <w:t xml:space="preserve"> </w:t>
-      </w:r>
-      <w:r>
-        <w:rPr>
-          <w:rFonts w:ascii="Times New Roman" w:hAnsi="Times New Roman"/>
-          <w:color w:val="000000"/>
-          <w:sz w:val="24"/>
-        </w:rPr>
-        <w:t>нині,</w:t>
-      </w:r>
-      <w:r>
-        <w:rPr>
-          <w:rFonts w:ascii="Times New Roman" w:hAnsi="Times New Roman"/>
-          <w:color w:val="000000"/>
-          <w:sz w:val="24"/>
-        </w:rPr>
-        <w:t xml:space="preserve"> </w:t>
-      </w:r>
-      <w:r>
-        <w:rPr>
-          <w:rFonts w:ascii="Times New Roman" w:hAnsi="Times New Roman"/>
-          <w:color w:val="000000"/>
-          <w:sz w:val="24"/>
-        </w:rPr>
-        <w:t>і</w:t>
-      </w:r>
-      <w:r>
-        <w:rPr>
-          <w:rFonts w:ascii="Times New Roman" w:hAnsi="Times New Roman"/>
-          <w:color w:val="000000"/>
-          <w:sz w:val="24"/>
-        </w:rPr>
-        <w:t xml:space="preserve"> </w:t>
-      </w:r>
-      <w:r>
-        <w:rPr>
-          <w:rFonts w:ascii="Times New Roman" w:hAnsi="Times New Roman"/>
-          <w:color w:val="000000"/>
-          <w:sz w:val="24"/>
-        </w:rPr>
-        <w:t>повсякчас,</w:t>
-      </w:r>
-      <w:r>
-        <w:rPr>
-          <w:rFonts w:ascii="Times New Roman" w:hAnsi="Times New Roman"/>
-          <w:color w:val="000000"/>
-          <w:sz w:val="24"/>
-        </w:rPr>
-        <w:t xml:space="preserve"> </w:t>
-      </w:r>
-      <w:r>
-        <w:rPr>
-          <w:rFonts w:ascii="Times New Roman" w:hAnsi="Times New Roman"/>
-          <w:color w:val="000000"/>
-          <w:sz w:val="24"/>
-        </w:rPr>
-        <w:t>і</w:t>
-      </w:r>
-      <w:r>
-        <w:rPr>
-          <w:rFonts w:ascii="Times New Roman" w:hAnsi="Times New Roman"/>
-          <w:color w:val="000000"/>
-          <w:sz w:val="24"/>
-        </w:rPr>
-        <w:t xml:space="preserve"> </w:t>
-      </w:r>
-      <w:r>
-        <w:rPr>
-          <w:rFonts w:ascii="Times New Roman" w:hAnsi="Times New Roman"/>
-          <w:color w:val="000000"/>
-          <w:sz w:val="24"/>
-        </w:rPr>
-        <w:t>на</w:t>
-      </w:r>
-      <w:r>
-        <w:rPr>
-          <w:rFonts w:ascii="Times New Roman" w:hAnsi="Times New Roman"/>
-          <w:color w:val="000000"/>
-          <w:sz w:val="24"/>
-        </w:rPr>
-        <w:t xml:space="preserve"> </w:t>
-      </w:r>
-      <w:r>
-        <w:rPr>
-          <w:rFonts w:ascii="Times New Roman" w:hAnsi="Times New Roman"/>
-          <w:color w:val="000000"/>
-          <w:sz w:val="24"/>
-        </w:rPr>
-        <w:t>віки</w:t>
-      </w:r>
-      <w:r>
-        <w:rPr>
-          <w:rFonts w:ascii="Times New Roman" w:hAnsi="Times New Roman"/>
-          <w:color w:val="000000"/>
-          <w:sz w:val="24"/>
-        </w:rPr>
-        <w:t xml:space="preserve"> </w:t>
-      </w:r>
-      <w:r>
-        <w:rPr>
-          <w:rFonts w:ascii="Times New Roman" w:hAnsi="Times New Roman"/>
-          <w:color w:val="000000"/>
-          <w:sz w:val="24"/>
-        </w:rPr>
-        <w:t>віків.</w:t>
+          <w:sz w:val="24"/>
+        </w:rPr>
+        <w:t xml:space="preserve"> Бо Твоя є влада і Твоє є царство, і сила, і слава, Отця, і Сина, і Святого Духа, нині, і повсякчас, і на віки віків.</w:t>
       </w:r>
     </w:p>
     <w:p>
@@ -21175,29 +20770,19 @@
       </w:pPr>
       <w:r>
         <w:rPr>
-          <w:rFonts w:ascii="Times New Roman" w:hAnsi="Times New Roman" w:cs="Times New Roman"/>
+          <w:rFonts w:ascii="Times New Roman" w:hAnsi="Times New Roman"/>
           <w:i/>
           <w:color w:val="FF4400"/>
           <w:sz w:val="24"/>
-          <w:szCs w:val="24"/>
-        </w:rPr>
-        <w:t xml:space="preserve">Священник: </w:t>
-      </w:r>
-      <w:r>
-        <w:rPr>
-          <w:rFonts w:ascii="Times New Roman" w:hAnsi="Times New Roman" w:cs="Times New Roman"/>
-          <w:sz w:val="24"/>
-          <w:szCs w:val="24"/>
-        </w:rPr>
-        <w:t>Бо милостивий і людинолюбний Бог єси, і Т</w:t>
-      </w:r>
-      <w:r>
-        <w:rPr>
-          <w:rFonts w:ascii="Times New Roman" w:hAnsi="Times New Roman" w:cs="Times New Roman"/>
-          <w:sz w:val="24"/>
-          <w:szCs w:val="24"/>
-        </w:rPr>
-        <w:t>обі славу возсилаємо, Отцю, і Сину, і Святому Духові, нині, і повсякчас, і на віки віків.</w:t>
+        </w:rPr>
+        <w:t>Священник:</w:t>
+      </w:r>
+      <w:r>
+        <w:rPr>
+          <w:rFonts w:ascii="Times New Roman" w:hAnsi="Times New Roman"/>
+          <w:sz w:val="24"/>
+        </w:rPr>
+        <w:t xml:space="preserve"> Бо милостивий і людинолюбний Бог єси, і Тобі славу возсилаємо, Отцю, і Сину, і Святому Духові, нині, і повсякчас, і на віки віків.</w:t>
       </w:r>
     </w:p>
     <w:p>
@@ -26139,7 +25724,7 @@
         <w:rPr>
           <w:rFonts w:ascii="Times New Roman" w:hAnsi="Times New Roman"/>
           <w:i/>
-          <w:color w:val="FF0000"/>
+          <w:color w:val="FF4400"/>
           <w:sz w:val="24"/>
         </w:rPr>
         <w:t>Священник:</w:t>
@@ -26149,294 +25734,7 @@
           <w:rFonts w:ascii="Times New Roman" w:hAnsi="Times New Roman"/>
           <w:sz w:val="24"/>
         </w:rPr>
-        <w:t xml:space="preserve"> </w:t>
-      </w:r>
-      <w:r>
-        <w:rPr>
-          <w:rFonts w:ascii="Times New Roman" w:hAnsi="Times New Roman"/>
-          <w:sz w:val="24"/>
-        </w:rPr>
-        <w:t>Бо</w:t>
-      </w:r>
-      <w:r>
-        <w:rPr>
-          <w:rFonts w:ascii="Times New Roman" w:hAnsi="Times New Roman"/>
-          <w:sz w:val="24"/>
-        </w:rPr>
-        <w:t xml:space="preserve"> </w:t>
-      </w:r>
-      <w:r>
-        <w:rPr>
-          <w:rFonts w:ascii="Times New Roman" w:hAnsi="Times New Roman"/>
-          <w:sz w:val="24"/>
-        </w:rPr>
-        <w:t>Твоє</w:t>
-      </w:r>
-      <w:r>
-        <w:rPr>
-          <w:rFonts w:ascii="Times New Roman" w:hAnsi="Times New Roman"/>
-          <w:sz w:val="24"/>
-        </w:rPr>
-        <w:t xml:space="preserve"> </w:t>
-      </w:r>
-      <w:r>
-        <w:rPr>
-          <w:rFonts w:ascii="Times New Roman" w:hAnsi="Times New Roman"/>
-          <w:sz w:val="24"/>
-        </w:rPr>
-        <w:t>є</w:t>
-      </w:r>
-      <w:r>
-        <w:rPr>
-          <w:rFonts w:ascii="Times New Roman" w:hAnsi="Times New Roman"/>
-          <w:sz w:val="24"/>
-        </w:rPr>
-        <w:t xml:space="preserve"> </w:t>
-      </w:r>
-      <w:r>
-        <w:rPr>
-          <w:rFonts w:ascii="Times New Roman" w:hAnsi="Times New Roman"/>
-          <w:sz w:val="24"/>
-        </w:rPr>
-        <w:t>царство,</w:t>
-      </w:r>
-      <w:r>
-        <w:rPr>
-          <w:rFonts w:ascii="Times New Roman" w:hAnsi="Times New Roman"/>
-          <w:sz w:val="24"/>
-        </w:rPr>
-        <w:t xml:space="preserve"> </w:t>
-      </w:r>
-      <w:r>
-        <w:rPr>
-          <w:rFonts w:ascii="Times New Roman" w:hAnsi="Times New Roman"/>
-          <w:sz w:val="24"/>
-        </w:rPr>
-        <w:t>і</w:t>
-      </w:r>
-      <w:r>
-        <w:rPr>
-          <w:rFonts w:ascii="Times New Roman" w:hAnsi="Times New Roman"/>
-          <w:sz w:val="24"/>
-        </w:rPr>
-        <w:t xml:space="preserve"> </w:t>
-      </w:r>
-      <w:r>
-        <w:rPr>
-          <w:rFonts w:ascii="Times New Roman" w:hAnsi="Times New Roman"/>
-          <w:sz w:val="24"/>
-        </w:rPr>
-        <w:t>сила,</w:t>
-      </w:r>
-      <w:r>
-        <w:rPr>
-          <w:rFonts w:ascii="Times New Roman" w:hAnsi="Times New Roman"/>
-          <w:sz w:val="24"/>
-        </w:rPr>
-        <w:t xml:space="preserve"> </w:t>
-      </w:r>
-      <w:r>
-        <w:rPr>
-          <w:rFonts w:ascii="Times New Roman" w:hAnsi="Times New Roman"/>
-          <w:sz w:val="24"/>
-        </w:rPr>
-        <w:t>і</w:t>
-      </w:r>
-      <w:r>
-        <w:rPr>
-          <w:rFonts w:ascii="Times New Roman" w:hAnsi="Times New Roman"/>
-          <w:sz w:val="24"/>
-        </w:rPr>
-        <w:t xml:space="preserve"> </w:t>
-      </w:r>
-      <w:r>
-        <w:rPr>
-          <w:rFonts w:ascii="Times New Roman" w:hAnsi="Times New Roman"/>
-          <w:sz w:val="24"/>
-        </w:rPr>
-        <w:t>слава,</w:t>
-      </w:r>
-      <w:r>
-        <w:rPr>
-          <w:rFonts w:ascii="Times New Roman" w:hAnsi="Times New Roman"/>
-          <w:sz w:val="24"/>
-        </w:rPr>
-        <w:t xml:space="preserve"> </w:t>
-      </w:r>
-      <w:r>
-        <w:rPr>
-          <w:rFonts w:ascii="Times New Roman" w:hAnsi="Times New Roman"/>
-          <w:sz w:val="24"/>
-        </w:rPr>
-        <w:t>Отця,</w:t>
-      </w:r>
-      <w:r>
-        <w:rPr>
-          <w:rFonts w:ascii="Times New Roman" w:hAnsi="Times New Roman"/>
-          <w:sz w:val="24"/>
-        </w:rPr>
-        <w:t xml:space="preserve"> </w:t>
-      </w:r>
-      <w:r>
-        <w:rPr>
-          <w:rFonts w:ascii="Times New Roman" w:hAnsi="Times New Roman"/>
-          <w:sz w:val="24"/>
-        </w:rPr>
-        <w:t>і</w:t>
-      </w:r>
-      <w:r>
-        <w:rPr>
-          <w:rFonts w:ascii="Times New Roman" w:hAnsi="Times New Roman"/>
-          <w:sz w:val="24"/>
-        </w:rPr>
-        <w:t xml:space="preserve"> </w:t>
-      </w:r>
-      <w:r>
-        <w:rPr>
-          <w:rFonts w:ascii="Times New Roman" w:hAnsi="Times New Roman"/>
-          <w:sz w:val="24"/>
-        </w:rPr>
-        <w:t>Сина,</w:t>
-      </w:r>
-      <w:r>
-        <w:rPr>
-          <w:rFonts w:ascii="Times New Roman" w:hAnsi="Times New Roman"/>
-          <w:sz w:val="24"/>
-        </w:rPr>
-        <w:t xml:space="preserve"> </w:t>
-      </w:r>
-      <w:r>
-        <w:rPr>
-          <w:rFonts w:ascii="Times New Roman" w:hAnsi="Times New Roman"/>
-          <w:sz w:val="24"/>
-        </w:rPr>
-        <w:t>і</w:t>
-      </w:r>
-      <w:r>
-        <w:rPr>
-          <w:rFonts w:ascii="Times New Roman" w:hAnsi="Times New Roman"/>
-          <w:sz w:val="24"/>
-        </w:rPr>
-        <w:t xml:space="preserve"> </w:t>
-      </w:r>
-      <w:r>
-        <w:rPr>
-          <w:rFonts w:ascii="Times New Roman" w:hAnsi="Times New Roman"/>
-          <w:sz w:val="24"/>
-        </w:rPr>
-        <w:t>Святого</w:t>
-      </w:r>
-      <w:r>
-        <w:rPr>
-          <w:rFonts w:ascii="Times New Roman" w:hAnsi="Times New Roman"/>
-          <w:sz w:val="24"/>
-        </w:rPr>
-        <w:t xml:space="preserve"> </w:t>
-      </w:r>
-      <w:r>
-        <w:rPr>
-          <w:rFonts w:ascii="Times New Roman" w:hAnsi="Times New Roman"/>
-          <w:sz w:val="24"/>
-        </w:rPr>
-        <w:t>Духа,</w:t>
-      </w:r>
-      <w:r>
-        <w:rPr>
-          <w:rFonts w:ascii="Times New Roman" w:hAnsi="Times New Roman"/>
-          <w:sz w:val="24"/>
-        </w:rPr>
-        <w:t xml:space="preserve"> </w:t>
-      </w:r>
-      <w:r>
-        <w:rPr>
-          <w:rFonts w:ascii="Times New Roman" w:hAnsi="Times New Roman"/>
-          <w:sz w:val="24"/>
-        </w:rPr>
-        <w:t>нині,</w:t>
-      </w:r>
-      <w:r>
-        <w:rPr>
-          <w:rFonts w:ascii="Times New Roman" w:hAnsi="Times New Roman"/>
-          <w:sz w:val="24"/>
-        </w:rPr>
-        <w:t xml:space="preserve"> </w:t>
-      </w:r>
-      <w:r>
-        <w:rPr>
-          <w:rFonts w:ascii="Times New Roman" w:hAnsi="Times New Roman"/>
-          <w:sz w:val="24"/>
-        </w:rPr>
-        <w:t>і</w:t>
-      </w:r>
-      <w:r>
-        <w:rPr>
-          <w:rFonts w:ascii="Times New Roman" w:hAnsi="Times New Roman"/>
-          <w:sz w:val="24"/>
-        </w:rPr>
-        <w:t xml:space="preserve"> </w:t>
-      </w:r>
-      <w:r>
-        <w:rPr>
-          <w:rFonts w:ascii="Times New Roman" w:hAnsi="Times New Roman"/>
-          <w:sz w:val="24"/>
-        </w:rPr>
-        <w:t>повсякчас,</w:t>
-      </w:r>
-      <w:r>
-        <w:rPr>
-          <w:rFonts w:ascii="Times New Roman" w:hAnsi="Times New Roman"/>
-          <w:sz w:val="24"/>
-        </w:rPr>
-        <w:t xml:space="preserve"> </w:t>
-      </w:r>
-      <w:r>
-        <w:rPr>
-          <w:rFonts w:ascii="Times New Roman" w:hAnsi="Times New Roman"/>
-          <w:sz w:val="24"/>
-        </w:rPr>
-        <w:t>і</w:t>
-      </w:r>
-      <w:r>
-        <w:rPr>
-          <w:rFonts w:ascii="Times New Roman" w:hAnsi="Times New Roman"/>
-          <w:sz w:val="24"/>
-        </w:rPr>
-        <w:t xml:space="preserve"> </w:t>
-      </w:r>
-      <w:r>
-        <w:rPr>
-          <w:rFonts w:ascii="Times New Roman" w:hAnsi="Times New Roman"/>
-          <w:sz w:val="24"/>
-        </w:rPr>
-        <w:t>на</w:t>
-      </w:r>
-      <w:r>
-        <w:rPr>
-          <w:rFonts w:ascii="Times New Roman" w:hAnsi="Times New Roman"/>
-          <w:sz w:val="24"/>
-        </w:rPr>
-        <w:t xml:space="preserve"> </w:t>
-      </w:r>
-      <w:r>
-        <w:rPr>
-          <w:rFonts w:ascii="Times New Roman" w:hAnsi="Times New Roman"/>
-          <w:sz w:val="24"/>
-        </w:rPr>
-        <w:t>віки</w:t>
-      </w:r>
-      <w:r>
-        <w:rPr>
-          <w:rFonts w:ascii="Times New Roman" w:hAnsi="Times New Roman"/>
-          <w:sz w:val="24"/>
-        </w:rPr>
-        <w:t xml:space="preserve"> </w:t>
-      </w:r>
-      <w:r>
-        <w:rPr>
-          <w:rFonts w:ascii="Times New Roman" w:hAnsi="Times New Roman"/>
-          <w:sz w:val="24"/>
-        </w:rPr>
-        <w:t>віків.</w:t>
+        <w:t xml:space="preserve"> Бо Твоє є царство, і сила, і слава, Отця, і Сина, і Святого Духа, нині, і повсякчас, і на віки віків.</w:t>
       </w:r>
     </w:p>
     <w:p>
@@ -26704,43 +26002,17 @@
         <w:rPr>
           <w:rFonts w:ascii="Times New Roman" w:hAnsi="Times New Roman"/>
           <w:i/>
-          <w:color w:val="FF0000"/>
-          <w:sz w:val="24"/>
-        </w:rPr>
-        <w:t>Священ</w:t>
-      </w:r>
-      <w:r>
-        <w:rPr>
-          <w:rFonts w:ascii="Times New Roman" w:hAnsi="Times New Roman"/>
-          <w:i/>
-          <w:color w:val="FF0000"/>
-          <w:sz w:val="24"/>
-        </w:rPr>
-        <w:t>н</w:t>
-      </w:r>
-      <w:r>
-        <w:rPr>
-          <w:rFonts w:ascii="Times New Roman" w:hAnsi="Times New Roman"/>
-          <w:i/>
-          <w:color w:val="FF0000"/>
-          <w:sz w:val="24"/>
-        </w:rPr>
-        <w:t>ик:</w:t>
-      </w:r>
-      <w:r>
-        <w:rPr>
-          <w:rFonts w:ascii="Times New Roman" w:hAnsi="Times New Roman"/>
-          <w:color w:val="FF0000"/>
-          <w:sz w:val="24"/>
-        </w:rPr>
-        <w:t xml:space="preserve"> </w:t>
-      </w:r>
-      <w:r>
-        <w:rPr>
-          <w:rFonts w:ascii="Times New Roman" w:hAnsi="Times New Roman"/>
-          <w:sz w:val="24"/>
-        </w:rPr>
-        <w:t>Благослове́нний Христо́с Бог наш, за́вжди, ни́ні, і повсякча́с, і на ві́ки вікі́в.</w:t>
+          <w:color w:val="FF4400"/>
+          <w:sz w:val="24"/>
+        </w:rPr>
+        <w:t>Священник:</w:t>
+      </w:r>
+      <w:r>
+        <w:rPr>
+          <w:rFonts w:ascii="Times New Roman" w:hAnsi="Times New Roman"/>
+          <w:sz w:val="24"/>
+        </w:rPr>
+        <w:t xml:space="preserve"> Благослове́нний Христо́с Бог наш, за́вжди, ни́ні, і повсякча́с, і на ві́ки вікі́в.</w:t>
       </w:r>
     </w:p>
     <w:p>
@@ -26782,43 +26054,17 @@
         <w:rPr>
           <w:rFonts w:ascii="Times New Roman" w:hAnsi="Times New Roman"/>
           <w:i/>
-          <w:color w:val="FF0000"/>
-          <w:sz w:val="24"/>
-        </w:rPr>
-        <w:t>Священ</w:t>
-      </w:r>
-      <w:r>
-        <w:rPr>
-          <w:rFonts w:ascii="Times New Roman" w:hAnsi="Times New Roman"/>
-          <w:i/>
-          <w:color w:val="FF0000"/>
-          <w:sz w:val="24"/>
-        </w:rPr>
-        <w:t>н</w:t>
-      </w:r>
-      <w:r>
-        <w:rPr>
-          <w:rFonts w:ascii="Times New Roman" w:hAnsi="Times New Roman"/>
-          <w:i/>
-          <w:color w:val="FF0000"/>
-          <w:sz w:val="24"/>
-        </w:rPr>
-        <w:t>ик:</w:t>
-      </w:r>
-      <w:r>
-        <w:rPr>
-          <w:rFonts w:ascii="Times New Roman" w:hAnsi="Times New Roman"/>
-          <w:color w:val="FF0000"/>
-          <w:sz w:val="24"/>
-        </w:rPr>
-        <w:t xml:space="preserve"> </w:t>
-      </w:r>
-      <w:r>
-        <w:rPr>
-          <w:rFonts w:ascii="Times New Roman" w:hAnsi="Times New Roman"/>
-          <w:sz w:val="24"/>
-        </w:rPr>
-        <w:t>Пресвята́ Богоро́дице, спаси́ нас.</w:t>
+          <w:color w:val="FF4400"/>
+          <w:sz w:val="24"/>
+        </w:rPr>
+        <w:t>Священник:</w:t>
+      </w:r>
+      <w:r>
+        <w:rPr>
+          <w:rFonts w:ascii="Times New Roman" w:hAnsi="Times New Roman"/>
+          <w:sz w:val="24"/>
+        </w:rPr>
+        <w:t xml:space="preserve"> Пресвята́ Богоро́дице, спаси́ нас.</w:t>
       </w:r>
     </w:p>
     <w:p>
@@ -26860,43 +26106,17 @@
         <w:rPr>
           <w:rFonts w:ascii="Times New Roman" w:hAnsi="Times New Roman"/>
           <w:i/>
-          <w:color w:val="FF0000"/>
-          <w:sz w:val="24"/>
-        </w:rPr>
-        <w:t>Священ</w:t>
-      </w:r>
-      <w:r>
-        <w:rPr>
-          <w:rFonts w:ascii="Times New Roman" w:hAnsi="Times New Roman"/>
-          <w:i/>
-          <w:color w:val="FF0000"/>
-          <w:sz w:val="24"/>
-        </w:rPr>
-        <w:t>н</w:t>
-      </w:r>
-      <w:r>
-        <w:rPr>
-          <w:rFonts w:ascii="Times New Roman" w:hAnsi="Times New Roman"/>
-          <w:i/>
-          <w:color w:val="FF0000"/>
-          <w:sz w:val="24"/>
-        </w:rPr>
-        <w:t>ик:</w:t>
-      </w:r>
-      <w:r>
-        <w:rPr>
-          <w:rFonts w:ascii="Times New Roman" w:hAnsi="Times New Roman"/>
-          <w:color w:val="FF0000"/>
-          <w:sz w:val="24"/>
-        </w:rPr>
-        <w:t xml:space="preserve"> </w:t>
-      </w:r>
-      <w:r>
-        <w:rPr>
-          <w:rFonts w:ascii="Times New Roman" w:hAnsi="Times New Roman"/>
-          <w:sz w:val="24"/>
-        </w:rPr>
-        <w:t>Сла́ва Тобі́, Хри́сте Бо́же, упова́ння на́ше, сла́ва Тобі́!</w:t>
+          <w:color w:val="FF4400"/>
+          <w:sz w:val="24"/>
+        </w:rPr>
+        <w:t>Священник:</w:t>
+      </w:r>
+      <w:r>
+        <w:rPr>
+          <w:rFonts w:ascii="Times New Roman" w:hAnsi="Times New Roman"/>
+          <w:sz w:val="24"/>
+        </w:rPr>
+        <w:t xml:space="preserve"> Сла́ва Тобі́, Хри́сте Бо́же, упова́ння на́ше, сла́ва Тобі́!</w:t>
       </w:r>
     </w:p>
     <w:p>
@@ -26948,66 +26168,38 @@
     <w:p>
       <w:pPr>
         <w:spacing w:after="120"/>
-        <w:jc w:val="both"/>
-        <w:rPr>
-          <w:rFonts w:ascii="Times New Roman" w:hAnsi="Times New Roman" w:cs="Times New Roman"/>
-          <w:sz w:val="24"/>
-          <w:szCs w:val="24"/>
-        </w:rPr>
-      </w:pPr>
-      <w:r>
-        <w:rPr>
-          <w:rFonts w:ascii="Times New Roman" w:hAnsi="Times New Roman" w:cs="Times New Roman"/>
-          <w:i/>
-          <w:color w:val="FF0000"/>
-          <w:sz w:val="24"/>
-          <w:szCs w:val="24"/>
-        </w:rPr>
-        <w:t>С</w:t>
-      </w:r>
-      <w:r>
-        <w:rPr>
-          <w:rFonts w:ascii="Times New Roman" w:hAnsi="Times New Roman" w:cs="Times New Roman"/>
-          <w:i/>
-          <w:color w:val="FF0000"/>
-          <w:sz w:val="24"/>
-          <w:szCs w:val="24"/>
-        </w:rPr>
-        <w:t>вященик:</w:t>
-      </w:r>
-      <w:r>
-        <w:rPr>
-          <w:rFonts w:ascii="Times New Roman" w:hAnsi="Times New Roman" w:cs="Times New Roman"/>
-          <w:sz w:val="24"/>
-          <w:szCs w:val="24"/>
-        </w:rPr>
-        <w:t xml:space="preserve"> Христос, істинний Бог наш, молитвами пречистої своєї Матері, святих, славних і всехвальних апостолів, і блаженної преподобної матері нашого Йосафати, якої світлу пам’ять днесь урочисто святкуємо, і святого </w:t>
-      </w:r>
-      <w:r>
-        <w:rPr>
-          <w:rFonts w:ascii="Times New Roman" w:hAnsi="Times New Roman" w:cs="Times New Roman"/>
-          <w:i/>
-          <w:color w:val="FF0000"/>
-          <w:sz w:val="24"/>
-          <w:szCs w:val="24"/>
-        </w:rPr>
-        <w:t>(ім'я, якого є храм)</w:t>
-      </w:r>
-      <w:r>
-        <w:rPr>
-          <w:rFonts w:ascii="Times New Roman" w:hAnsi="Times New Roman" w:cs="Times New Roman"/>
-          <w:sz w:val="24"/>
-          <w:szCs w:val="24"/>
-        </w:rPr>
-        <w:t>, і всіх святих, поми</w:t>
-      </w:r>
-      <w:r>
-        <w:rPr>
-          <w:rFonts w:ascii="Times New Roman" w:hAnsi="Times New Roman" w:cs="Times New Roman"/>
-          <w:sz w:val="24"/>
-          <w:szCs w:val="24"/>
-        </w:rPr>
-        <w:t>лує і спасе нас, як благий і людинолюбний.</w:t>
+      </w:pPr>
+      <w:r>
+        <w:rPr>
+          <w:rFonts w:ascii="Times New Roman" w:hAnsi="Times New Roman"/>
+          <w:i/>
+          <w:color w:val="FF4400"/>
+          <w:sz w:val="24"/>
+        </w:rPr>
+        <w:t>Священник:</w:t>
+      </w:r>
+      <w:r>
+        <w:rPr>
+          <w:rFonts w:ascii="Times New Roman" w:hAnsi="Times New Roman"/>
+          <w:sz w:val="24"/>
+        </w:rPr>
+        <w:t xml:space="preserve"> Христос, істинний Бог наш - молитвами пречистої Своєї Матері, святих славних і всехвальних апостолів, і святого, </w:t>
+      </w:r>
+      <w:r>
+        <w:rPr>
+          <w:rFonts w:ascii="Times New Roman" w:hAnsi="Times New Roman"/>
+          <w:i/>
+          <w:color w:val="FF4400"/>
+          <w:sz w:val="24"/>
+        </w:rPr>
+        <w:t>якого є храм</w:t>
+      </w:r>
+      <w:r>
+        <w:rPr>
+          <w:rFonts w:ascii="Times New Roman" w:hAnsi="Times New Roman"/>
+          <w:sz w:val="24"/>
+        </w:rPr>
+        <w:t>, і преподобної матері нашої Йосафати Гордашевської, якого сьогодні пам'ять світло звершуємо,  преподобного Григорія Декаполіта, святого отця нашого Прокла, архиєпископа Царгородського, блаженного священномученика Йосафата (Коциловського), єпископа Перемишльського, і всіх святих - помилує і спасе нас як благий і людинолюбний.</w:t>
       </w:r>
     </w:p>
     <w:p>
@@ -31203,29 +30395,19 @@
       </w:pPr>
       <w:r>
         <w:rPr>
-          <w:rFonts w:ascii="Times New Roman" w:hAnsi="Times New Roman" w:cs="Times New Roman"/>
+          <w:rFonts w:ascii="Times New Roman" w:hAnsi="Times New Roman"/>
           <w:i/>
           <w:color w:val="FF4400"/>
           <w:sz w:val="24"/>
-          <w:szCs w:val="24"/>
         </w:rPr>
         <w:t>Священник:</w:t>
       </w:r>
       <w:r>
         <w:rPr>
-          <w:rFonts w:ascii="Times New Roman" w:hAnsi="Times New Roman" w:cs="Times New Roman"/>
-          <w:sz w:val="24"/>
-          <w:szCs w:val="24"/>
-        </w:rPr>
-        <w:t xml:space="preserve"> Бо Тобі належить усяка слава, честь і поклоніння, Отцю, і Сину, і С</w:t>
-      </w:r>
-      <w:r>
-        <w:rPr>
-          <w:rFonts w:ascii="Times New Roman" w:hAnsi="Times New Roman" w:cs="Times New Roman"/>
-          <w:sz w:val="24"/>
-          <w:szCs w:val="24"/>
-        </w:rPr>
-        <w:t>вятому Духові, нині, і повсякчас, і на віки віків.</w:t>
+          <w:rFonts w:ascii="Times New Roman" w:hAnsi="Times New Roman"/>
+          <w:sz w:val="24"/>
+        </w:rPr>
+        <w:t xml:space="preserve"> Бо Тобі належить усяка слава, честь і поклоніння, Отцю, і Сину, і Святому Духові, нині, і повсякчас, і на віки віків.</w:t>
       </w:r>
     </w:p>
     <w:p>
@@ -32630,402 +31812,9 @@
       <w:r>
         <w:rPr>
           <w:rFonts w:ascii="Times New Roman" w:hAnsi="Times New Roman"/>
-          <w:color w:val="000000"/>
-          <w:sz w:val="24"/>
-        </w:rPr>
-        <w:t xml:space="preserve"> </w:t>
-      </w:r>
-      <w:r>
-        <w:rPr>
-          <w:rFonts w:ascii="Times New Roman" w:hAnsi="Times New Roman"/>
-          <w:color w:val="000000"/>
-          <w:sz w:val="24"/>
-        </w:rPr>
-        <w:t>Бо</w:t>
-      </w:r>
-      <w:r>
-        <w:rPr>
-          <w:rFonts w:ascii="Times New Roman" w:hAnsi="Times New Roman"/>
-          <w:color w:val="000000"/>
-          <w:sz w:val="24"/>
-        </w:rPr>
-        <w:t xml:space="preserve"> </w:t>
-      </w:r>
-      <w:r>
-        <w:rPr>
-          <w:rFonts w:ascii="Times New Roman" w:hAnsi="Times New Roman"/>
-          <w:color w:val="000000"/>
-          <w:sz w:val="24"/>
-        </w:rPr>
-        <w:t>Твоя</w:t>
-      </w:r>
-      <w:r>
-        <w:rPr>
-          <w:rFonts w:ascii="Times New Roman" w:hAnsi="Times New Roman"/>
-          <w:color w:val="000000"/>
-          <w:sz w:val="24"/>
-        </w:rPr>
-        <w:t xml:space="preserve"> </w:t>
-      </w:r>
-      <w:r>
-        <w:rPr>
-          <w:rFonts w:ascii="Times New Roman" w:hAnsi="Times New Roman"/>
-          <w:color w:val="000000"/>
-          <w:sz w:val="24"/>
-        </w:rPr>
-        <w:t>є</w:t>
-      </w:r>
-      <w:r>
-        <w:rPr>
-          <w:rFonts w:ascii="Times New Roman" w:hAnsi="Times New Roman"/>
-          <w:color w:val="000000"/>
-          <w:sz w:val="24"/>
-        </w:rPr>
-        <w:t xml:space="preserve"> </w:t>
-      </w:r>
-      <w:r>
-        <w:rPr>
-          <w:rFonts w:ascii="Times New Roman" w:hAnsi="Times New Roman"/>
-          <w:color w:val="000000"/>
-          <w:sz w:val="24"/>
-        </w:rPr>
-        <w:t>влада</w:t>
-      </w:r>
-      <w:r>
-        <w:rPr>
-          <w:rFonts w:ascii="Times New Roman" w:hAnsi="Times New Roman"/>
-          <w:color w:val="000000"/>
-          <w:sz w:val="24"/>
-        </w:rPr>
-        <w:t xml:space="preserve"> </w:t>
-      </w:r>
-      <w:r>
-        <w:rPr>
-          <w:rFonts w:ascii="Times New Roman" w:hAnsi="Times New Roman"/>
-          <w:color w:val="000000"/>
-          <w:sz w:val="24"/>
-        </w:rPr>
-        <w:t>і</w:t>
-      </w:r>
-      <w:r>
-        <w:rPr>
-          <w:rFonts w:ascii="Times New Roman" w:hAnsi="Times New Roman"/>
-          <w:color w:val="000000"/>
-          <w:sz w:val="24"/>
-        </w:rPr>
-        <w:t xml:space="preserve"> </w:t>
-      </w:r>
-      <w:r>
-        <w:rPr>
-          <w:rFonts w:ascii="Times New Roman" w:hAnsi="Times New Roman"/>
-          <w:color w:val="000000"/>
-          <w:sz w:val="24"/>
-        </w:rPr>
-        <w:t>Твоє</w:t>
-      </w:r>
-      <w:r>
-        <w:rPr>
-          <w:rFonts w:ascii="Times New Roman" w:hAnsi="Times New Roman"/>
-          <w:color w:val="000000"/>
-          <w:sz w:val="24"/>
-        </w:rPr>
-        <w:t xml:space="preserve"> </w:t>
-      </w:r>
-      <w:r>
-        <w:rPr>
-          <w:rFonts w:ascii="Times New Roman" w:hAnsi="Times New Roman"/>
-          <w:color w:val="000000"/>
-          <w:sz w:val="24"/>
-        </w:rPr>
-        <w:t>є</w:t>
-      </w:r>
-      <w:r>
-        <w:rPr>
-          <w:rFonts w:ascii="Times New Roman" w:hAnsi="Times New Roman"/>
-          <w:color w:val="000000"/>
-          <w:sz w:val="24"/>
-        </w:rPr>
-        <w:t xml:space="preserve"> </w:t>
-      </w:r>
-      <w:r>
-        <w:rPr>
-          <w:rFonts w:ascii="Times New Roman" w:hAnsi="Times New Roman"/>
-          <w:color w:val="000000"/>
-          <w:sz w:val="24"/>
-        </w:rPr>
-        <w:t>царство,</w:t>
-      </w:r>
-      <w:r>
-        <w:rPr>
-          <w:rFonts w:ascii="Times New Roman" w:hAnsi="Times New Roman"/>
-          <w:color w:val="000000"/>
-          <w:sz w:val="24"/>
-        </w:rPr>
-        <w:t xml:space="preserve"> </w:t>
-      </w:r>
-      <w:r>
-        <w:rPr>
-          <w:rFonts w:ascii="Times New Roman" w:hAnsi="Times New Roman"/>
-          <w:color w:val="000000"/>
-          <w:sz w:val="24"/>
-        </w:rPr>
-        <w:t>і</w:t>
-      </w:r>
-      <w:r>
-        <w:rPr>
-          <w:rFonts w:ascii="Times New Roman" w:hAnsi="Times New Roman"/>
-          <w:color w:val="000000"/>
-          <w:sz w:val="24"/>
-        </w:rPr>
-        <w:t xml:space="preserve"> </w:t>
-      </w:r>
-      <w:r>
-        <w:rPr>
-          <w:rFonts w:ascii="Times New Roman" w:hAnsi="Times New Roman"/>
-          <w:color w:val="000000"/>
-          <w:sz w:val="24"/>
-        </w:rPr>
-        <w:t>сила,</w:t>
-      </w:r>
-      <w:r>
-        <w:rPr>
-          <w:rFonts w:ascii="Times New Roman" w:hAnsi="Times New Roman"/>
-          <w:color w:val="000000"/>
-          <w:sz w:val="24"/>
-        </w:rPr>
-        <w:t xml:space="preserve"> </w:t>
-      </w:r>
-      <w:r>
-        <w:rPr>
-          <w:rFonts w:ascii="Times New Roman" w:hAnsi="Times New Roman"/>
-          <w:color w:val="000000"/>
-          <w:sz w:val="24"/>
-        </w:rPr>
-        <w:t>і</w:t>
-      </w:r>
-      <w:r>
-        <w:rPr>
-          <w:rFonts w:ascii="Times New Roman" w:hAnsi="Times New Roman"/>
-          <w:color w:val="000000"/>
-          <w:sz w:val="24"/>
-        </w:rPr>
-        <w:t xml:space="preserve"> </w:t>
-      </w:r>
-      <w:r>
-        <w:rPr>
-          <w:rFonts w:ascii="Times New Roman" w:hAnsi="Times New Roman"/>
-          <w:color w:val="000000"/>
-          <w:sz w:val="24"/>
-        </w:rPr>
-        <w:t>слава,</w:t>
-      </w:r>
-      <w:r>
-        <w:rPr>
-          <w:rFonts w:ascii="Times New Roman" w:hAnsi="Times New Roman"/>
-          <w:color w:val="000000"/>
-          <w:sz w:val="24"/>
-        </w:rPr>
-        <w:t xml:space="preserve"> </w:t>
-      </w:r>
-      <w:r>
-        <w:rPr>
-          <w:rFonts w:ascii="Times New Roman" w:hAnsi="Times New Roman"/>
-          <w:color w:val="000000"/>
-          <w:sz w:val="24"/>
-        </w:rPr>
-        <w:t>Отця,</w:t>
-      </w:r>
-      <w:r>
-        <w:rPr>
-          <w:rFonts w:ascii="Times New Roman" w:hAnsi="Times New Roman"/>
-          <w:color w:val="000000"/>
-          <w:sz w:val="24"/>
-        </w:rPr>
-        <w:t xml:space="preserve"> </w:t>
-      </w:r>
-      <w:r>
-        <w:rPr>
-          <w:rFonts w:ascii="Times New Roman" w:hAnsi="Times New Roman"/>
-          <w:color w:val="000000"/>
-          <w:sz w:val="24"/>
-        </w:rPr>
-        <w:t>і</w:t>
-      </w:r>
-      <w:r>
-        <w:rPr>
-          <w:rFonts w:ascii="Times New Roman" w:hAnsi="Times New Roman"/>
-          <w:color w:val="000000"/>
-          <w:sz w:val="24"/>
-        </w:rPr>
-        <w:t xml:space="preserve"> </w:t>
-      </w:r>
-      <w:r>
-        <w:rPr>
-          <w:rFonts w:ascii="Times New Roman" w:hAnsi="Times New Roman"/>
-          <w:color w:val="000000"/>
-          <w:sz w:val="24"/>
-        </w:rPr>
-        <w:t>Сина,</w:t>
-      </w:r>
-      <w:r>
-        <w:rPr>
-          <w:rFonts w:ascii="Times New Roman" w:hAnsi="Times New Roman"/>
-          <w:color w:val="000000"/>
-          <w:sz w:val="24"/>
-        </w:rPr>
-        <w:t xml:space="preserve"> </w:t>
-      </w:r>
-      <w:r>
-        <w:rPr>
-          <w:rFonts w:ascii="Times New Roman" w:hAnsi="Times New Roman"/>
-          <w:color w:val="000000"/>
-          <w:sz w:val="24"/>
-        </w:rPr>
-        <w:t>і</w:t>
-      </w:r>
-      <w:r>
-        <w:rPr>
-          <w:rFonts w:ascii="Times New Roman" w:hAnsi="Times New Roman"/>
-          <w:color w:val="000000"/>
-          <w:sz w:val="24"/>
-        </w:rPr>
-        <w:t xml:space="preserve"> </w:t>
-      </w:r>
-      <w:r>
-        <w:rPr>
-          <w:rFonts w:ascii="Times New Roman" w:hAnsi="Times New Roman"/>
-          <w:color w:val="000000"/>
-          <w:sz w:val="24"/>
-        </w:rPr>
-        <w:t>Святого</w:t>
-      </w:r>
-      <w:r>
-        <w:rPr>
-          <w:rFonts w:ascii="Times New Roman" w:hAnsi="Times New Roman"/>
-          <w:color w:val="000000"/>
-          <w:sz w:val="24"/>
-        </w:rPr>
-        <w:t xml:space="preserve"> </w:t>
-      </w:r>
-      <w:r>
-        <w:rPr>
-          <w:rFonts w:ascii="Times New Roman" w:hAnsi="Times New Roman"/>
-          <w:color w:val="000000"/>
-          <w:sz w:val="24"/>
-        </w:rPr>
-        <w:t>Духа,</w:t>
-      </w:r>
-      <w:r>
-        <w:rPr>
-          <w:rFonts w:ascii="Times New Roman" w:hAnsi="Times New Roman"/>
-          <w:color w:val="000000"/>
-          <w:sz w:val="24"/>
-        </w:rPr>
-        <w:t xml:space="preserve"> </w:t>
-      </w:r>
-      <w:r>
-        <w:rPr>
-          <w:rFonts w:ascii="Times New Roman" w:hAnsi="Times New Roman"/>
-          <w:color w:val="000000"/>
-          <w:sz w:val="24"/>
-        </w:rPr>
-        <w:t>нині,</w:t>
-      </w:r>
-      <w:r>
-        <w:rPr>
-          <w:rFonts w:ascii="Times New Roman" w:hAnsi="Times New Roman"/>
-          <w:color w:val="000000"/>
-          <w:sz w:val="24"/>
-        </w:rPr>
-        <w:t xml:space="preserve"> </w:t>
-      </w:r>
-      <w:r>
-        <w:rPr>
-          <w:rFonts w:ascii="Times New Roman" w:hAnsi="Times New Roman"/>
-          <w:color w:val="000000"/>
-          <w:sz w:val="24"/>
-        </w:rPr>
-        <w:t>і</w:t>
-      </w:r>
-      <w:r>
-        <w:rPr>
-          <w:rFonts w:ascii="Times New Roman" w:hAnsi="Times New Roman"/>
-          <w:color w:val="000000"/>
-          <w:sz w:val="24"/>
-        </w:rPr>
-        <w:t xml:space="preserve"> </w:t>
-      </w:r>
-      <w:r>
-        <w:rPr>
-          <w:rFonts w:ascii="Times New Roman" w:hAnsi="Times New Roman"/>
-          <w:color w:val="000000"/>
-          <w:sz w:val="24"/>
-        </w:rPr>
-        <w:t>повсякчас,</w:t>
-      </w:r>
-      <w:r>
-        <w:rPr>
-          <w:rFonts w:ascii="Times New Roman" w:hAnsi="Times New Roman"/>
-          <w:color w:val="000000"/>
-          <w:sz w:val="24"/>
-        </w:rPr>
-        <w:t xml:space="preserve"> </w:t>
-      </w:r>
-      <w:r>
-        <w:rPr>
-          <w:rFonts w:ascii="Times New Roman" w:hAnsi="Times New Roman"/>
-          <w:color w:val="000000"/>
-          <w:sz w:val="24"/>
-        </w:rPr>
-        <w:t>і</w:t>
-      </w:r>
-      <w:r>
-        <w:rPr>
-          <w:rFonts w:ascii="Times New Roman" w:hAnsi="Times New Roman"/>
-          <w:color w:val="000000"/>
-          <w:sz w:val="24"/>
-        </w:rPr>
-        <w:t xml:space="preserve"> </w:t>
-      </w:r>
-      <w:r>
-        <w:rPr>
-          <w:rFonts w:ascii="Times New Roman" w:hAnsi="Times New Roman"/>
-          <w:color w:val="000000"/>
-          <w:sz w:val="24"/>
-        </w:rPr>
-        <w:t>на</w:t>
-      </w:r>
-      <w:r>
-        <w:rPr>
-          <w:rFonts w:ascii="Times New Roman" w:hAnsi="Times New Roman"/>
-          <w:color w:val="000000"/>
-          <w:sz w:val="24"/>
-        </w:rPr>
-        <w:t xml:space="preserve"> </w:t>
-      </w:r>
-      <w:r>
-        <w:rPr>
-          <w:rFonts w:ascii="Times New Roman" w:hAnsi="Times New Roman"/>
-          <w:color w:val="000000"/>
-          <w:sz w:val="24"/>
-        </w:rPr>
-        <w:t>віки</w:t>
-      </w:r>
-      <w:r>
-        <w:rPr>
-          <w:rFonts w:ascii="Times New Roman" w:hAnsi="Times New Roman"/>
-          <w:color w:val="000000"/>
-          <w:sz w:val="24"/>
-        </w:rPr>
-        <w:t xml:space="preserve"> </w:t>
-      </w:r>
-      <w:r>
-        <w:rPr>
-          <w:rFonts w:ascii="Times New Roman" w:hAnsi="Times New Roman"/>
-          <w:color w:val="000000"/>
-          <w:sz w:val="24"/>
-        </w:rPr>
-        <w:t>віків.</w:t>
+          <w:sz w:val="24"/>
+        </w:rPr>
+        <w:t xml:space="preserve"> Бо Твоя є влада і Твоє є царство, і сила, і слава, Отця, і Сина, і Святого Духа, нині, і повсякчас, і на віки віків.</w:t>
       </w:r>
     </w:p>
     <w:p>
@@ -39233,7 +38022,7 @@
         <w:rPr>
           <w:rFonts w:ascii="Times New Roman" w:hAnsi="Times New Roman"/>
           <w:i/>
-          <w:color w:val="FF0000"/>
+          <w:color w:val="FF4400"/>
           <w:sz w:val="24"/>
         </w:rPr>
         <w:t>Священник:</w:t>
@@ -39241,332 +38030,9 @@
       <w:r>
         <w:rPr>
           <w:rFonts w:ascii="Times New Roman" w:hAnsi="Times New Roman"/>
-          <w:i/>
-          <w:color w:val="FF0000"/>
-          <w:sz w:val="24"/>
-        </w:rPr>
-        <w:t xml:space="preserve"> </w:t>
-      </w:r>
-      <w:r>
-        <w:rPr>
-          <w:rFonts w:ascii="Times New Roman" w:hAnsi="Times New Roman"/>
-          <w:color w:val="000000"/>
-          <w:sz w:val="24"/>
-        </w:rPr>
-        <w:t>Бо</w:t>
-      </w:r>
-      <w:r>
-        <w:rPr>
-          <w:rFonts w:ascii="Times New Roman" w:hAnsi="Times New Roman"/>
-          <w:color w:val="000000"/>
-          <w:sz w:val="24"/>
-        </w:rPr>
-        <w:t xml:space="preserve"> </w:t>
-      </w:r>
-      <w:r>
-        <w:rPr>
-          <w:rFonts w:ascii="Times New Roman" w:hAnsi="Times New Roman"/>
-          <w:color w:val="000000"/>
-          <w:sz w:val="24"/>
-        </w:rPr>
-        <w:t>Ти</w:t>
-      </w:r>
-      <w:r>
-        <w:rPr>
-          <w:rFonts w:ascii="Times New Roman" w:hAnsi="Times New Roman"/>
-          <w:color w:val="000000"/>
-          <w:sz w:val="24"/>
-        </w:rPr>
-        <w:t xml:space="preserve"> </w:t>
-      </w:r>
-      <w:r>
-        <w:rPr>
-          <w:rFonts w:ascii="Times New Roman" w:hAnsi="Times New Roman"/>
-          <w:color w:val="000000"/>
-          <w:sz w:val="24"/>
-        </w:rPr>
-        <w:t>Бог</w:t>
-      </w:r>
-      <w:r>
-        <w:rPr>
-          <w:rFonts w:ascii="Times New Roman" w:hAnsi="Times New Roman"/>
-          <w:color w:val="000000"/>
-          <w:sz w:val="24"/>
-        </w:rPr>
-        <w:t xml:space="preserve"> </w:t>
-      </w:r>
-      <w:r>
-        <w:rPr>
-          <w:rFonts w:ascii="Times New Roman" w:hAnsi="Times New Roman"/>
-          <w:color w:val="000000"/>
-          <w:sz w:val="24"/>
-        </w:rPr>
-        <w:t>наш</w:t>
-      </w:r>
-      <w:r>
-        <w:rPr>
-          <w:rFonts w:ascii="Times New Roman" w:hAnsi="Times New Roman"/>
-          <w:color w:val="000000"/>
-          <w:sz w:val="24"/>
-        </w:rPr>
-        <w:t xml:space="preserve"> </w:t>
-      </w:r>
-      <w:r>
-        <w:rPr>
-          <w:rFonts w:ascii="Times New Roman" w:hAnsi="Times New Roman"/>
-          <w:color w:val="000000"/>
-          <w:sz w:val="24"/>
-        </w:rPr>
-        <w:t>і</w:t>
-      </w:r>
-      <w:r>
-        <w:rPr>
-          <w:rFonts w:ascii="Times New Roman" w:hAnsi="Times New Roman"/>
-          <w:color w:val="000000"/>
-          <w:sz w:val="24"/>
-        </w:rPr>
-        <w:t xml:space="preserve"> </w:t>
-      </w:r>
-      <w:r>
-        <w:rPr>
-          <w:rFonts w:ascii="Times New Roman" w:hAnsi="Times New Roman"/>
-          <w:color w:val="000000"/>
-          <w:sz w:val="24"/>
-        </w:rPr>
-        <w:t>Тобі</w:t>
-      </w:r>
-      <w:r>
-        <w:rPr>
-          <w:rFonts w:ascii="Times New Roman" w:hAnsi="Times New Roman"/>
-          <w:color w:val="000000"/>
-          <w:sz w:val="24"/>
-        </w:rPr>
-        <w:t xml:space="preserve"> </w:t>
-      </w:r>
-      <w:r>
-        <w:rPr>
-          <w:rFonts w:ascii="Times New Roman" w:hAnsi="Times New Roman"/>
-          <w:color w:val="000000"/>
-          <w:sz w:val="24"/>
-        </w:rPr>
-        <w:t>славу</w:t>
-      </w:r>
-      <w:r>
-        <w:rPr>
-          <w:rFonts w:ascii="Times New Roman" w:hAnsi="Times New Roman"/>
-          <w:color w:val="000000"/>
-          <w:sz w:val="24"/>
-        </w:rPr>
-        <w:t xml:space="preserve"> </w:t>
-      </w:r>
-      <w:r>
-        <w:rPr>
-          <w:rFonts w:ascii="Times New Roman" w:hAnsi="Times New Roman"/>
-          <w:color w:val="000000"/>
-          <w:sz w:val="24"/>
-        </w:rPr>
-        <w:t>возсилаємо:</w:t>
-      </w:r>
-      <w:r>
-        <w:rPr>
-          <w:rFonts w:ascii="Times New Roman" w:hAnsi="Times New Roman"/>
-          <w:color w:val="000000"/>
-          <w:sz w:val="24"/>
-        </w:rPr>
-        <w:t xml:space="preserve"> </w:t>
-      </w:r>
-      <w:r>
-        <w:rPr>
-          <w:rFonts w:ascii="Times New Roman" w:hAnsi="Times New Roman"/>
-          <w:color w:val="000000"/>
-          <w:sz w:val="24"/>
-        </w:rPr>
-        <w:t>Отцю,</w:t>
-      </w:r>
-      <w:r>
-        <w:rPr>
-          <w:rFonts w:ascii="Times New Roman" w:hAnsi="Times New Roman"/>
-          <w:color w:val="000000"/>
-          <w:sz w:val="24"/>
-        </w:rPr>
-        <w:t xml:space="preserve"> </w:t>
-      </w:r>
-      <w:r>
-        <w:rPr>
-          <w:rFonts w:ascii="Times New Roman" w:hAnsi="Times New Roman"/>
-          <w:color w:val="000000"/>
-          <w:sz w:val="24"/>
-        </w:rPr>
-        <w:t>і</w:t>
-      </w:r>
-      <w:r>
-        <w:rPr>
-          <w:rFonts w:ascii="Times New Roman" w:hAnsi="Times New Roman"/>
-          <w:color w:val="000000"/>
-          <w:sz w:val="24"/>
-        </w:rPr>
-        <w:t xml:space="preserve"> </w:t>
-      </w:r>
-      <w:r>
-        <w:rPr>
-          <w:rFonts w:ascii="Times New Roman" w:hAnsi="Times New Roman"/>
-          <w:color w:val="000000"/>
-          <w:sz w:val="24"/>
-        </w:rPr>
-        <w:t>Сину,</w:t>
-      </w:r>
-      <w:r>
-        <w:rPr>
-          <w:rFonts w:ascii="Times New Roman" w:hAnsi="Times New Roman"/>
-          <w:color w:val="000000"/>
-          <w:sz w:val="24"/>
-        </w:rPr>
-        <w:t xml:space="preserve"> </w:t>
-      </w:r>
-      <w:r>
-        <w:rPr>
-          <w:rFonts w:ascii="Times New Roman" w:hAnsi="Times New Roman"/>
-          <w:color w:val="000000"/>
-          <w:sz w:val="24"/>
-        </w:rPr>
-        <w:t>і</w:t>
-      </w:r>
-      <w:r>
-        <w:rPr>
-          <w:rFonts w:ascii="Times New Roman" w:hAnsi="Times New Roman"/>
-          <w:color w:val="000000"/>
-          <w:sz w:val="24"/>
-        </w:rPr>
-        <w:t xml:space="preserve"> </w:t>
-      </w:r>
-      <w:r>
-        <w:rPr>
-          <w:rFonts w:ascii="Times New Roman" w:hAnsi="Times New Roman"/>
-          <w:color w:val="000000"/>
-          <w:sz w:val="24"/>
-        </w:rPr>
-        <w:t>Святому</w:t>
-      </w:r>
-      <w:r>
-        <w:rPr>
-          <w:rFonts w:ascii="Times New Roman" w:hAnsi="Times New Roman"/>
-          <w:color w:val="000000"/>
-          <w:sz w:val="24"/>
-        </w:rPr>
-        <w:t xml:space="preserve"> </w:t>
-      </w:r>
-      <w:r>
-        <w:rPr>
-          <w:rFonts w:ascii="Times New Roman" w:hAnsi="Times New Roman"/>
-          <w:color w:val="000000"/>
-          <w:sz w:val="24"/>
-        </w:rPr>
-        <w:t>Духові</w:t>
-      </w:r>
-      <w:r>
-        <w:rPr>
-          <w:rFonts w:ascii="Times New Roman" w:hAnsi="Times New Roman"/>
-          <w:sz w:val="24"/>
-        </w:rPr>
-        <w:t>,</w:t>
-      </w:r>
-      <w:r>
-        <w:rPr>
-          <w:rFonts w:ascii="Times New Roman" w:hAnsi="Times New Roman"/>
-          <w:sz w:val="24"/>
-        </w:rPr>
-        <w:t xml:space="preserve"> </w:t>
-      </w:r>
-      <w:r>
-        <w:rPr>
-          <w:rFonts w:ascii="Times New Roman" w:hAnsi="Times New Roman"/>
-          <w:sz w:val="24"/>
-        </w:rPr>
-        <w:t>нині,</w:t>
-      </w:r>
-      <w:r>
-        <w:rPr>
-          <w:rFonts w:ascii="Times New Roman" w:hAnsi="Times New Roman"/>
-          <w:sz w:val="24"/>
-        </w:rPr>
-        <w:t xml:space="preserve"> </w:t>
-      </w:r>
-      <w:r>
-        <w:rPr>
-          <w:rFonts w:ascii="Times New Roman" w:hAnsi="Times New Roman"/>
-          <w:sz w:val="24"/>
-        </w:rPr>
-        <w:t>і</w:t>
-      </w:r>
-      <w:r>
-        <w:rPr>
-          <w:rFonts w:ascii="Times New Roman" w:hAnsi="Times New Roman"/>
-          <w:sz w:val="24"/>
-        </w:rPr>
-        <w:t xml:space="preserve"> </w:t>
-      </w:r>
-      <w:r>
-        <w:rPr>
-          <w:rFonts w:ascii="Times New Roman" w:hAnsi="Times New Roman"/>
-          <w:sz w:val="24"/>
-        </w:rPr>
-        <w:t>повсякчас,</w:t>
-      </w:r>
-      <w:r>
-        <w:rPr>
-          <w:rFonts w:ascii="Times New Roman" w:hAnsi="Times New Roman"/>
-          <w:sz w:val="24"/>
-        </w:rPr>
-        <w:t xml:space="preserve"> </w:t>
-      </w:r>
-      <w:r>
-        <w:rPr>
-          <w:rFonts w:ascii="Times New Roman" w:hAnsi="Times New Roman"/>
-          <w:sz w:val="24"/>
-        </w:rPr>
-        <w:t>і</w:t>
-      </w:r>
-      <w:r>
-        <w:rPr>
-          <w:rFonts w:ascii="Times New Roman" w:hAnsi="Times New Roman"/>
-          <w:sz w:val="24"/>
-        </w:rPr>
-        <w:t xml:space="preserve"> </w:t>
-      </w:r>
-      <w:r>
-        <w:rPr>
-          <w:rFonts w:ascii="Times New Roman" w:hAnsi="Times New Roman"/>
-          <w:sz w:val="24"/>
-        </w:rPr>
-        <w:t>на</w:t>
-      </w:r>
-      <w:r>
-        <w:rPr>
-          <w:rFonts w:ascii="Times New Roman" w:hAnsi="Times New Roman"/>
-          <w:sz w:val="24"/>
-        </w:rPr>
-        <w:t xml:space="preserve"> </w:t>
-      </w:r>
-      <w:r>
-        <w:rPr>
-          <w:rFonts w:ascii="Times New Roman" w:hAnsi="Times New Roman"/>
-          <w:sz w:val="24"/>
-        </w:rPr>
-        <w:t>віки</w:t>
-      </w:r>
-      <w:r>
-        <w:rPr>
-          <w:rFonts w:ascii="Times New Roman" w:hAnsi="Times New Roman"/>
-          <w:sz w:val="24"/>
-        </w:rPr>
-        <w:t xml:space="preserve"> </w:t>
-      </w:r>
-      <w:r>
-        <w:rPr>
-          <w:rFonts w:ascii="Times New Roman" w:hAnsi="Times New Roman"/>
-          <w:sz w:val="24"/>
-        </w:rPr>
-        <w:t>віків.</w:t>
+          <w:sz w:val="24"/>
+        </w:rPr>
+        <w:t xml:space="preserve"> Бо Ти Бог наш і Тобі славу возсилаємо: Отцю, і Сину, і Святому Духові, нині, і повсякчас, і на віки віків.</w:t>
       </w:r>
     </w:p>
     <w:p>
@@ -40907,7 +39373,7 @@
         <w:rPr>
           <w:rFonts w:ascii="Times New Roman" w:hAnsi="Times New Roman"/>
           <w:i/>
-          <w:color w:val="FF0000"/>
+          <w:color w:val="FF4400"/>
           <w:sz w:val="24"/>
         </w:rPr>
         <w:t>Священник:</w:t>
@@ -40915,412 +39381,9 @@
       <w:r>
         <w:rPr>
           <w:rFonts w:ascii="Times New Roman" w:hAnsi="Times New Roman"/>
-          <w:i/>
-          <w:color w:val="FF0000"/>
-          <w:sz w:val="24"/>
-        </w:rPr>
-        <w:t xml:space="preserve"> </w:t>
-      </w:r>
-      <w:r>
-        <w:rPr>
-          <w:rFonts w:ascii="Times New Roman" w:hAnsi="Times New Roman"/>
-          <w:color w:val="000000"/>
-          <w:sz w:val="24"/>
-        </w:rPr>
-        <w:t>Бо</w:t>
-      </w:r>
-      <w:r>
-        <w:rPr>
-          <w:rFonts w:ascii="Times New Roman" w:hAnsi="Times New Roman"/>
-          <w:color w:val="000000"/>
-          <w:sz w:val="24"/>
-        </w:rPr>
-        <w:t xml:space="preserve"> </w:t>
-      </w:r>
-      <w:r>
-        <w:rPr>
-          <w:rFonts w:ascii="Times New Roman" w:hAnsi="Times New Roman"/>
-          <w:color w:val="000000"/>
-          <w:sz w:val="24"/>
-        </w:rPr>
-        <w:t>Ти</w:t>
-      </w:r>
-      <w:r>
-        <w:rPr>
-          <w:rFonts w:ascii="Times New Roman" w:hAnsi="Times New Roman"/>
-          <w:color w:val="000000"/>
-          <w:sz w:val="24"/>
-        </w:rPr>
-        <w:t xml:space="preserve"> </w:t>
-      </w:r>
-      <w:r>
-        <w:rPr>
-          <w:rFonts w:ascii="Times New Roman" w:hAnsi="Times New Roman"/>
-          <w:color w:val="000000"/>
-          <w:sz w:val="24"/>
-        </w:rPr>
-        <w:t>цар</w:t>
-      </w:r>
-      <w:r>
-        <w:rPr>
-          <w:rFonts w:ascii="Times New Roman" w:hAnsi="Times New Roman"/>
-          <w:color w:val="000000"/>
-          <w:sz w:val="24"/>
-        </w:rPr>
-        <w:t xml:space="preserve"> </w:t>
-      </w:r>
-      <w:r>
-        <w:rPr>
-          <w:rFonts w:ascii="Times New Roman" w:hAnsi="Times New Roman"/>
-          <w:color w:val="000000"/>
-          <w:sz w:val="24"/>
-        </w:rPr>
-        <w:t>миру</w:t>
-      </w:r>
-      <w:r>
-        <w:rPr>
-          <w:rFonts w:ascii="Times New Roman" w:hAnsi="Times New Roman"/>
-          <w:color w:val="000000"/>
-          <w:sz w:val="24"/>
-        </w:rPr>
-        <w:t xml:space="preserve"> </w:t>
-      </w:r>
-      <w:r>
-        <w:rPr>
-          <w:rFonts w:ascii="Times New Roman" w:hAnsi="Times New Roman"/>
-          <w:color w:val="000000"/>
-          <w:sz w:val="24"/>
-        </w:rPr>
-        <w:t>і</w:t>
-      </w:r>
-      <w:r>
-        <w:rPr>
-          <w:rFonts w:ascii="Times New Roman" w:hAnsi="Times New Roman"/>
-          <w:color w:val="000000"/>
-          <w:sz w:val="24"/>
-        </w:rPr>
-        <w:t xml:space="preserve"> </w:t>
-      </w:r>
-      <w:r>
-        <w:rPr>
-          <w:rFonts w:ascii="Times New Roman" w:hAnsi="Times New Roman"/>
-          <w:color w:val="000000"/>
-          <w:sz w:val="24"/>
-        </w:rPr>
-        <w:t>Спас</w:t>
-      </w:r>
-      <w:r>
-        <w:rPr>
-          <w:rFonts w:ascii="Times New Roman" w:hAnsi="Times New Roman"/>
-          <w:color w:val="000000"/>
-          <w:sz w:val="24"/>
-        </w:rPr>
-        <w:t xml:space="preserve"> </w:t>
-      </w:r>
-      <w:r>
-        <w:rPr>
-          <w:rFonts w:ascii="Times New Roman" w:hAnsi="Times New Roman"/>
-          <w:color w:val="000000"/>
-          <w:sz w:val="24"/>
-        </w:rPr>
-        <w:t>душ</w:t>
-      </w:r>
-      <w:r>
-        <w:rPr>
-          <w:rFonts w:ascii="Times New Roman" w:hAnsi="Times New Roman"/>
-          <w:color w:val="000000"/>
-          <w:sz w:val="24"/>
-        </w:rPr>
-        <w:t xml:space="preserve"> </w:t>
-      </w:r>
-      <w:r>
-        <w:rPr>
-          <w:rFonts w:ascii="Times New Roman" w:hAnsi="Times New Roman"/>
-          <w:color w:val="000000"/>
-          <w:sz w:val="24"/>
-        </w:rPr>
-        <w:t>наших</w:t>
-      </w:r>
-      <w:r>
-        <w:rPr>
-          <w:rFonts w:ascii="Times New Roman" w:hAnsi="Times New Roman"/>
-          <w:color w:val="000000"/>
-          <w:sz w:val="24"/>
-        </w:rPr>
-        <w:t xml:space="preserve"> </w:t>
-      </w:r>
-      <w:r>
-        <w:rPr>
-          <w:rFonts w:ascii="Times New Roman" w:hAnsi="Times New Roman"/>
-          <w:color w:val="000000"/>
-          <w:sz w:val="24"/>
-        </w:rPr>
-        <w:t>–</w:t>
-      </w:r>
-      <w:r>
-        <w:rPr>
-          <w:rFonts w:ascii="Times New Roman" w:hAnsi="Times New Roman"/>
-          <w:color w:val="000000"/>
-          <w:sz w:val="24"/>
-        </w:rPr>
-        <w:t xml:space="preserve"> </w:t>
-      </w:r>
-      <w:r>
-        <w:rPr>
-          <w:rFonts w:ascii="Times New Roman" w:hAnsi="Times New Roman"/>
-          <w:color w:val="000000"/>
-          <w:sz w:val="24"/>
-        </w:rPr>
-        <w:t>і</w:t>
-      </w:r>
-      <w:r>
-        <w:rPr>
-          <w:rFonts w:ascii="Times New Roman" w:hAnsi="Times New Roman"/>
-          <w:color w:val="000000"/>
-          <w:sz w:val="24"/>
-        </w:rPr>
-        <w:t xml:space="preserve"> </w:t>
-      </w:r>
-      <w:r>
-        <w:rPr>
-          <w:rFonts w:ascii="Times New Roman" w:hAnsi="Times New Roman"/>
-          <w:color w:val="000000"/>
-          <w:sz w:val="24"/>
-        </w:rPr>
-        <w:t>Тобі</w:t>
-      </w:r>
-      <w:r>
-        <w:rPr>
-          <w:rFonts w:ascii="Times New Roman" w:hAnsi="Times New Roman"/>
-          <w:color w:val="000000"/>
-          <w:sz w:val="24"/>
-        </w:rPr>
-        <w:t xml:space="preserve"> </w:t>
-      </w:r>
-      <w:r>
-        <w:rPr>
-          <w:rFonts w:ascii="Times New Roman" w:hAnsi="Times New Roman"/>
-          <w:color w:val="000000"/>
-          <w:sz w:val="24"/>
-        </w:rPr>
-        <w:t>славу</w:t>
-      </w:r>
-      <w:r>
-        <w:rPr>
-          <w:rFonts w:ascii="Times New Roman" w:hAnsi="Times New Roman"/>
-          <w:color w:val="000000"/>
-          <w:sz w:val="24"/>
-        </w:rPr>
-        <w:t xml:space="preserve"> </w:t>
-      </w:r>
-      <w:r>
-        <w:rPr>
-          <w:rFonts w:ascii="Times New Roman" w:hAnsi="Times New Roman"/>
-          <w:color w:val="000000"/>
-          <w:sz w:val="24"/>
-        </w:rPr>
-        <w:t>возсилаємо,</w:t>
-      </w:r>
-      <w:r>
-        <w:rPr>
-          <w:rFonts w:ascii="Times New Roman" w:hAnsi="Times New Roman"/>
-          <w:color w:val="000000"/>
-          <w:sz w:val="24"/>
-        </w:rPr>
-        <w:t xml:space="preserve"> </w:t>
-      </w:r>
-      <w:r>
-        <w:rPr>
-          <w:rFonts w:ascii="Times New Roman" w:hAnsi="Times New Roman"/>
-          <w:color w:val="000000"/>
-          <w:sz w:val="24"/>
-        </w:rPr>
-        <w:t>Отцю,</w:t>
-      </w:r>
-      <w:r>
-        <w:rPr>
-          <w:rFonts w:ascii="Times New Roman" w:hAnsi="Times New Roman"/>
-          <w:color w:val="000000"/>
-          <w:sz w:val="24"/>
-        </w:rPr>
-        <w:t xml:space="preserve"> </w:t>
-      </w:r>
-      <w:r>
-        <w:rPr>
-          <w:rFonts w:ascii="Times New Roman" w:hAnsi="Times New Roman"/>
-          <w:color w:val="000000"/>
-          <w:sz w:val="24"/>
-        </w:rPr>
-        <w:t>і</w:t>
-      </w:r>
-      <w:r>
-        <w:rPr>
-          <w:rFonts w:ascii="Times New Roman" w:hAnsi="Times New Roman"/>
-          <w:color w:val="000000"/>
-          <w:sz w:val="24"/>
-        </w:rPr>
-        <w:t xml:space="preserve"> </w:t>
-      </w:r>
-      <w:r>
-        <w:rPr>
-          <w:rFonts w:ascii="Times New Roman" w:hAnsi="Times New Roman"/>
-          <w:color w:val="000000"/>
-          <w:sz w:val="24"/>
-        </w:rPr>
-        <w:t>Сину,</w:t>
-      </w:r>
-      <w:r>
-        <w:rPr>
-          <w:rFonts w:ascii="Times New Roman" w:hAnsi="Times New Roman"/>
-          <w:color w:val="000000"/>
-          <w:sz w:val="24"/>
-        </w:rPr>
-        <w:t xml:space="preserve"> </w:t>
-      </w:r>
-      <w:r>
-        <w:rPr>
-          <w:rFonts w:ascii="Times New Roman" w:hAnsi="Times New Roman"/>
-          <w:color w:val="000000"/>
-          <w:sz w:val="24"/>
-        </w:rPr>
-        <w:t>і</w:t>
-      </w:r>
-      <w:r>
-        <w:rPr>
-          <w:rFonts w:ascii="Times New Roman" w:hAnsi="Times New Roman"/>
-          <w:color w:val="000000"/>
-          <w:sz w:val="24"/>
-        </w:rPr>
-        <w:t xml:space="preserve"> </w:t>
-      </w:r>
-      <w:r>
-        <w:rPr>
-          <w:rFonts w:ascii="Times New Roman" w:hAnsi="Times New Roman"/>
-          <w:color w:val="000000"/>
-          <w:sz w:val="24"/>
-        </w:rPr>
-        <w:t>Святому</w:t>
-      </w:r>
-      <w:r>
-        <w:rPr>
-          <w:rFonts w:ascii="Times New Roman" w:hAnsi="Times New Roman"/>
-          <w:color w:val="000000"/>
-          <w:sz w:val="24"/>
-        </w:rPr>
-        <w:t xml:space="preserve"> </w:t>
-      </w:r>
-      <w:r>
-        <w:rPr>
-          <w:rFonts w:ascii="Times New Roman" w:hAnsi="Times New Roman"/>
-          <w:color w:val="000000"/>
-          <w:sz w:val="24"/>
-        </w:rPr>
-        <w:t>Духові</w:t>
-      </w:r>
-      <w:r>
-        <w:rPr>
-          <w:rFonts w:ascii="Times New Roman" w:hAnsi="Times New Roman"/>
-          <w:sz w:val="24"/>
-        </w:rPr>
-        <w:t>,</w:t>
-      </w:r>
-      <w:r>
-        <w:rPr>
-          <w:rFonts w:ascii="Times New Roman" w:hAnsi="Times New Roman"/>
-          <w:sz w:val="24"/>
-        </w:rPr>
-        <w:t xml:space="preserve"> </w:t>
-      </w:r>
-      <w:r>
-        <w:rPr>
-          <w:rFonts w:ascii="Times New Roman" w:hAnsi="Times New Roman"/>
-          <w:sz w:val="24"/>
-        </w:rPr>
-        <w:t>нині,</w:t>
-      </w:r>
-      <w:r>
-        <w:rPr>
-          <w:rFonts w:ascii="Times New Roman" w:hAnsi="Times New Roman"/>
-          <w:sz w:val="24"/>
-        </w:rPr>
-        <w:t xml:space="preserve"> </w:t>
-      </w:r>
-      <w:r>
-        <w:rPr>
-          <w:rFonts w:ascii="Times New Roman" w:hAnsi="Times New Roman"/>
-          <w:sz w:val="24"/>
-        </w:rPr>
-        <w:t>і</w:t>
-      </w:r>
-      <w:r>
-        <w:rPr>
-          <w:rFonts w:ascii="Times New Roman" w:hAnsi="Times New Roman"/>
-          <w:sz w:val="24"/>
-        </w:rPr>
-        <w:t xml:space="preserve"> </w:t>
-      </w:r>
-      <w:r>
-        <w:rPr>
-          <w:rFonts w:ascii="Times New Roman" w:hAnsi="Times New Roman"/>
-          <w:sz w:val="24"/>
-        </w:rPr>
-        <w:t>повсякчас,</w:t>
-      </w:r>
-      <w:r>
-        <w:rPr>
-          <w:rFonts w:ascii="Times New Roman" w:hAnsi="Times New Roman"/>
-          <w:sz w:val="24"/>
-        </w:rPr>
-        <w:t xml:space="preserve"> </w:t>
-      </w:r>
-      <w:r>
-        <w:rPr>
-          <w:rFonts w:ascii="Times New Roman" w:hAnsi="Times New Roman"/>
-          <w:sz w:val="24"/>
-        </w:rPr>
-        <w:t>і</w:t>
-      </w:r>
-      <w:r>
-        <w:rPr>
-          <w:rFonts w:ascii="Times New Roman" w:hAnsi="Times New Roman"/>
-          <w:sz w:val="24"/>
-        </w:rPr>
-        <w:t xml:space="preserve"> </w:t>
-      </w:r>
-      <w:r>
-        <w:rPr>
-          <w:rFonts w:ascii="Times New Roman" w:hAnsi="Times New Roman"/>
-          <w:sz w:val="24"/>
-        </w:rPr>
-        <w:t>на</w:t>
-      </w:r>
-      <w:r>
-        <w:rPr>
-          <w:rFonts w:ascii="Times New Roman" w:hAnsi="Times New Roman"/>
-          <w:sz w:val="24"/>
-        </w:rPr>
-        <w:t xml:space="preserve"> </w:t>
-      </w:r>
-      <w:r>
-        <w:rPr>
-          <w:rFonts w:ascii="Times New Roman" w:hAnsi="Times New Roman"/>
-          <w:sz w:val="24"/>
-        </w:rPr>
-        <w:t>віки</w:t>
-      </w:r>
-      <w:r>
-        <w:rPr>
-          <w:rFonts w:ascii="Times New Roman" w:hAnsi="Times New Roman"/>
-          <w:sz w:val="24"/>
-        </w:rPr>
-        <w:t xml:space="preserve"> </w:t>
-      </w:r>
-      <w:r>
-        <w:rPr>
-          <w:rFonts w:ascii="Times New Roman" w:hAnsi="Times New Roman"/>
-          <w:sz w:val="24"/>
-        </w:rPr>
-        <w:t>віків.</w:t>
+          <w:sz w:val="24"/>
+        </w:rPr>
+        <w:t xml:space="preserve"> Бо Ти цар миру і Спас душ наших – і Тобі славу возсилаємо, Отцю, і Сину, і Святому Духові, нині, і повсякчас, і на віки віків.</w:t>
       </w:r>
     </w:p>
     <w:p>
@@ -45756,21 +43819,19 @@
       </w:pPr>
       <w:r>
         <w:rPr>
-          <w:rFonts w:ascii="Times New Roman" w:hAnsi="Times New Roman" w:cs="Times New Roman"/>
+          <w:rFonts w:ascii="Times New Roman" w:hAnsi="Times New Roman"/>
           <w:i/>
           <w:color w:val="FF4400"/>
           <w:sz w:val="24"/>
-          <w:szCs w:val="24"/>
-        </w:rPr>
-        <w:t xml:space="preserve">Священник: </w:t>
-      </w:r>
-      <w:r>
-        <w:rPr>
-          <w:rFonts w:ascii="Times New Roman" w:hAnsi="Times New Roman" w:cs="Times New Roman"/>
-          <w:sz w:val="24"/>
-          <w:szCs w:val="24"/>
-        </w:rPr>
-        <w:t>Бо милостивий і людинолюбний Бог єси, і Тобі славу возсилаємо, Отцю, і Сину, і Святому Духові, нині, і повсякчас, і на віки віків.</w:t>
+        </w:rPr>
+        <w:t>Священник:</w:t>
+      </w:r>
+      <w:r>
+        <w:rPr>
+          <w:rFonts w:ascii="Times New Roman" w:hAnsi="Times New Roman"/>
+          <w:sz w:val="24"/>
+        </w:rPr>
+        <w:t xml:space="preserve"> Бо милостивий і людинолюбний Бог єси, і Тобі славу возсилаємо, Отцю, і Сину, і Святому Духові, нині, і повсякчас, і на віки віків.</w:t>
       </w:r>
     </w:p>
     <w:p>
@@ -47009,56 +45070,38 @@
     <w:p>
       <w:pPr>
         <w:spacing w:after="120"/>
-        <w:jc w:val="both"/>
-        <w:rPr>
-          <w:rFonts w:ascii="Times New Roman" w:hAnsi="Times New Roman" w:cs="Times New Roman"/>
-          <w:sz w:val="24"/>
-          <w:szCs w:val="24"/>
-        </w:rPr>
-      </w:pPr>
-      <w:r>
-        <w:rPr>
-          <w:rFonts w:ascii="Times New Roman" w:hAnsi="Times New Roman" w:cs="Times New Roman"/>
-          <w:i/>
-          <w:color w:val="FF0000"/>
-          <w:sz w:val="24"/>
-          <w:szCs w:val="24"/>
-        </w:rPr>
-        <w:t>Священик:</w:t>
-      </w:r>
-      <w:r>
-        <w:rPr>
-          <w:rFonts w:ascii="Times New Roman" w:hAnsi="Times New Roman" w:cs="Times New Roman"/>
-          <w:sz w:val="24"/>
-          <w:szCs w:val="24"/>
-        </w:rPr>
-        <w:t xml:space="preserve"> Христос, істинний Бог наш, молитвами пречистої своєї Матері, св</w:t>
-      </w:r>
-      <w:r>
-        <w:rPr>
-          <w:rFonts w:ascii="Times New Roman" w:hAnsi="Times New Roman" w:cs="Times New Roman"/>
-          <w:sz w:val="24"/>
-          <w:szCs w:val="24"/>
-        </w:rPr>
-        <w:t xml:space="preserve">ятих, славних і всехвальних апостолів, і блаженної преподобної матері нашого Йосафати, якої світлу пам’ять днесь урочисто святкуємо, і святого </w:t>
-      </w:r>
-      <w:r>
-        <w:rPr>
-          <w:rFonts w:ascii="Times New Roman" w:hAnsi="Times New Roman" w:cs="Times New Roman"/>
-          <w:i/>
-          <w:color w:val="FF0000"/>
-          <w:sz w:val="24"/>
-          <w:szCs w:val="24"/>
-        </w:rPr>
-        <w:t>(ім'я, якого є храм)</w:t>
-      </w:r>
-      <w:r>
-        <w:rPr>
-          <w:rFonts w:ascii="Times New Roman" w:hAnsi="Times New Roman" w:cs="Times New Roman"/>
-          <w:sz w:val="24"/>
-          <w:szCs w:val="24"/>
-        </w:rPr>
-        <w:t>, і всіх святих, помилує і спасе нас, як благий і людинолюбний.</w:t>
+      </w:pPr>
+      <w:r>
+        <w:rPr>
+          <w:rFonts w:ascii="Times New Roman" w:hAnsi="Times New Roman"/>
+          <w:i/>
+          <w:color w:val="FF4400"/>
+          <w:sz w:val="24"/>
+        </w:rPr>
+        <w:t>Священник:</w:t>
+      </w:r>
+      <w:r>
+        <w:rPr>
+          <w:rFonts w:ascii="Times New Roman" w:hAnsi="Times New Roman"/>
+          <w:sz w:val="24"/>
+        </w:rPr>
+        <w:t xml:space="preserve"> Христос, істинний Бог наш - молитвами пречистої Своєї Матері, святих славних і всехвальних апостолів, і святого, </w:t>
+      </w:r>
+      <w:r>
+        <w:rPr>
+          <w:rFonts w:ascii="Times New Roman" w:hAnsi="Times New Roman"/>
+          <w:i/>
+          <w:color w:val="FF4400"/>
+          <w:sz w:val="24"/>
+        </w:rPr>
+        <w:t>якого є храм</w:t>
+      </w:r>
+      <w:r>
+        <w:rPr>
+          <w:rFonts w:ascii="Times New Roman" w:hAnsi="Times New Roman"/>
+          <w:sz w:val="24"/>
+        </w:rPr>
+        <w:t>, і преподобної матері нашої Йосафати Гордашевської, якого сьогодні пам'ять світло звершуємо,  преподобного Григорія Декаполіта, святого отця нашого Прокла, архиєпископа Царгородського, блаженного священномученика Йосафата (Коциловського), єпископа Перемишльського, і всіх святих - помилує і спасе нас як благий і людинолюбний.</w:t>
       </w:r>
     </w:p>
     <w:p>
